--- a/assets/downloads/simulation-10/instructions-for-sp-3-athletic-training-clinic-dance-department-college.docx
+++ b/assets/downloads/simulation-10/instructions-for-sp-3-athletic-training-clinic-dance-department-college.docx
@@ -1,6 +1,6 @@
 
 <file path=word/document.xml><?xml version="1.0" encoding="utf-8"?>
-<w:document xmlns:wpc="http://schemas.microsoft.com/office/word/2010/wordprocessingCanvas" xmlns:cx="http://schemas.microsoft.com/office/drawing/2014/chartex" xmlns:cx1="http://schemas.microsoft.com/office/drawing/2015/9/8/chartex" xmlns:cx2="http://schemas.microsoft.com/office/drawing/2015/10/21/chartex" xmlns:cx3="http://schemas.microsoft.com/office/drawing/2016/5/9/chartex" xmlns:cx4="http://schemas.microsoft.com/office/drawing/2016/5/10/chartex" xmlns:cx5="http://schemas.microsoft.com/office/drawing/2016/5/11/chartex" xmlns:cx6="http://schemas.microsoft.com/office/drawing/2016/5/12/chartex" xmlns:cx7="http://schemas.microsoft.com/office/drawing/2016/5/13/chartex" xmlns:cx8="http://schemas.microsoft.com/office/drawing/2016/5/14/chartex" xmlns:mc="http://schemas.openxmlformats.org/markup-compatibility/2006" xmlns:aink="http://schemas.microsoft.com/office/drawing/2016/ink" xmlns:am3d="http://schemas.microsoft.com/office/drawing/2017/model3d" xmlns:o="urn:schemas-microsoft-com:office:office" xmlns:oel="http://schemas.microsoft.com/office/2019/extlst" xmlns:r="http://schemas.openxmlformats.org/officeDocument/2006/relationships" xmlns:m="http://schemas.openxmlformats.org/officeDocument/2006/math" xmlns:v="urn:schemas-microsoft-com:vml" xmlns:wp14="http://schemas.microsoft.com/office/word/2010/wordprocessingDrawing" xmlns:wp="http://schemas.openxmlformats.org/drawingml/2006/wordprocessingDrawing" xmlns:w10="urn:schemas-microsoft-com:office:word" xmlns:w="http://schemas.openxmlformats.org/wordprocessingml/2006/main" xmlns:w14="http://schemas.microsoft.com/office/word/2010/wordml" xmlns:w15="http://schemas.microsoft.com/office/word/2012/wordml" xmlns:w16cei="http://schemas.microsoft.com/office/word/2026/wordml/cei" xmlns:w16cex="http://schemas.microsoft.com/office/word/2018/wordml/cex" xmlns:w16cid="http://schemas.microsoft.com/office/word/2016/wordml/cid" xmlns:w16="http://schemas.microsoft.com/office/word/2018/wordml" xmlns:w16du="http://schemas.microsoft.com/office/word/2023/wordml/word16du" xmlns:w16sdtdh="http://schemas.microsoft.com/office/word/2020/wordml/sdtdatahash" xmlns:w16sdtfl="http://schemas.microsoft.com/office/word/2024/wordml/sdtformatlock" xmlns:w16se="http://schemas.microsoft.com/office/word/2015/wordml/symex" xmlns:wpg="http://schemas.microsoft.com/office/word/2010/wordprocessingGroup" xmlns:wpi="http://schemas.microsoft.com/office/word/2010/wordprocessingInk" xmlns:wne="http://schemas.microsoft.com/office/word/2006/wordml" xmlns:wps="http://schemas.microsoft.com/office/word/2010/wordprocessingShape" mc:Ignorable="w14 w15 w16se w16cid w16 w16cex w16sdtdh w16sdtfl w16du wp14">
+<w:document xmlns:wpc="http://schemas.microsoft.com/office/word/2010/wordprocessingCanvas" xmlns:cx="http://schemas.microsoft.com/office/drawing/2014/chartex" xmlns:cx1="http://schemas.microsoft.com/office/drawing/2015/9/8/chartex" xmlns:cx2="http://schemas.microsoft.com/office/drawing/2015/10/21/chartex" xmlns:cx3="http://schemas.microsoft.com/office/drawing/2016/5/9/chartex" xmlns:cx4="http://schemas.microsoft.com/office/drawing/2016/5/10/chartex" xmlns:cx5="http://schemas.microsoft.com/office/drawing/2016/5/11/chartex" xmlns:cx6="http://schemas.microsoft.com/office/drawing/2016/5/12/chartex" xmlns:cx7="http://schemas.microsoft.com/office/drawing/2016/5/13/chartex" xmlns:cx8="http://schemas.microsoft.com/office/drawing/2016/5/14/chartex" xmlns:mc="http://schemas.openxmlformats.org/markup-compatibility/2006" xmlns:aink="http://schemas.microsoft.com/office/drawing/2016/ink" xmlns:am3d="http://schemas.microsoft.com/office/drawing/2017/model3d" xmlns:o="urn:schemas-microsoft-com:office:office" xmlns:oel="http://schemas.microsoft.com/office/2019/extlst" xmlns:r="http://schemas.openxmlformats.org/officeDocument/2006/relationships" xmlns:m="http://schemas.openxmlformats.org/officeDocument/2006/math" xmlns:v="urn:schemas-microsoft-com:vml" xmlns:wp14="http://schemas.microsoft.com/office/word/2010/wordprocessingDrawing" xmlns:wp="http://schemas.openxmlformats.org/drawingml/2006/wordprocessingDrawing" xmlns:w10="urn:schemas-microsoft-com:office:word" xmlns:w="http://schemas.openxmlformats.org/wordprocessingml/2006/main" xmlns:w14="http://schemas.microsoft.com/office/word/2010/wordml" xmlns:w15="http://schemas.microsoft.com/office/word/2012/wordml" xmlns:w16cex="http://schemas.microsoft.com/office/word/2018/wordml/cex" xmlns:w16cid="http://schemas.microsoft.com/office/word/2016/wordml/cid" xmlns:w16="http://schemas.microsoft.com/office/word/2018/wordml" xmlns:w16du="http://schemas.microsoft.com/office/word/2023/wordml/word16du" xmlns:w16sdtdh="http://schemas.microsoft.com/office/word/2020/wordml/sdtdatahash" xmlns:w16sdtfl="http://schemas.microsoft.com/office/word/2024/wordml/sdtformatlock" xmlns:w16se="http://schemas.microsoft.com/office/word/2015/wordml/symex" xmlns:wpg="http://schemas.microsoft.com/office/word/2010/wordprocessingGroup" xmlns:wpi="http://schemas.microsoft.com/office/word/2010/wordprocessingInk" xmlns:wne="http://schemas.microsoft.com/office/word/2006/wordml" xmlns:wps="http://schemas.microsoft.com/office/word/2010/wordprocessingShape" mc:Ignorable="w14 w15 w16se w16cid w16 w16cex w16sdtdh w16sdtfl w16du wp14">
   <w:body>
     <w:p>
       <w:pPr>
@@ -17,73 +17,50 @@
       </w:pPr>
       <w:r>
         <w:rPr>
-          <w:rFonts w:ascii="Aptos" w:hAnsi="Aptos" w:eastAsia="Aptos" w:cs="Aptos"/>
-          <w:color w:val="000000"/>
-          <w:sz w:val="40"/>
-          <w:szCs w:val="40"/>
-        </w:rPr>
-        <w:t/>
-      </w:r>
-      <w:r>
-        <w:rPr>
-          <w:rFonts w:ascii="Aptos" w:hAnsi="Aptos" w:eastAsia="Aptos" w:cs="Aptos"/>
-          <w:color w:val="000000"/>
-          <w:sz w:val="40"/>
-          <w:szCs w:val="40"/>
+          <w:rFonts w:ascii="Aptos" w:eastAsia="Aptos" w:hAnsi="Aptos"/>
+          <w:color w:val="000000"/>
         </w:rPr>
         <w:t xml:space="preserve">Instructions for SP </w:t>
       </w:r>
       <w:r>
         <w:rPr>
-          <w:rFonts w:ascii="Aptos" w:hAnsi="Aptos" w:eastAsia="Aptos" w:cs="Aptos"/>
-          <w:color w:val="000000"/>
-          <w:sz w:val="40"/>
-          <w:szCs w:val="40"/>
+          <w:rFonts w:ascii="Aptos" w:eastAsia="Aptos" w:hAnsi="Aptos"/>
+          <w:color w:val="000000"/>
         </w:rPr>
         <w:t>3</w:t>
       </w:r>
       <w:r>
         <w:rPr>
-          <w:rFonts w:ascii="Aptos" w:hAnsi="Aptos" w:eastAsia="Aptos" w:cs="Aptos"/>
-          <w:color w:val="000000"/>
-          <w:sz w:val="40"/>
-          <w:szCs w:val="40"/>
+          <w:rFonts w:ascii="Aptos" w:eastAsia="Aptos" w:hAnsi="Aptos"/>
+          <w:color w:val="000000"/>
         </w:rPr>
         <w:t xml:space="preserve">: </w:t>
       </w:r>
       <w:r>
         <w:rPr>
-          <w:rFonts w:ascii="Aptos" w:hAnsi="Aptos" w:eastAsia="Aptos" w:cs="Aptos"/>
-          <w:color w:val="000000"/>
-          <w:sz w:val="40"/>
-          <w:szCs w:val="40"/>
+          <w:rFonts w:ascii="Aptos" w:eastAsia="Aptos" w:hAnsi="Aptos"/>
+          <w:color w:val="000000"/>
         </w:rPr>
         <w:t>Athletic Training Clinic</w:t>
       </w:r>
       <w:r>
         <w:rPr>
-          <w:rFonts w:ascii="Aptos" w:hAnsi="Aptos" w:eastAsia="Aptos" w:cs="Aptos"/>
-          <w:color w:val="000000"/>
-          <w:sz w:val="40"/>
-          <w:szCs w:val="40"/>
+          <w:rFonts w:ascii="Aptos" w:eastAsia="Aptos" w:hAnsi="Aptos"/>
+          <w:color w:val="000000"/>
         </w:rPr>
         <w:t>,</w:t>
       </w:r>
       <w:r>
         <w:rPr>
-          <w:rFonts w:ascii="Aptos" w:hAnsi="Aptos" w:eastAsia="Aptos" w:cs="Aptos"/>
-          <w:color w:val="000000"/>
-          <w:sz w:val="40"/>
-          <w:szCs w:val="40"/>
+          <w:rFonts w:ascii="Aptos" w:eastAsia="Aptos" w:hAnsi="Aptos"/>
+          <w:color w:val="000000"/>
         </w:rPr>
         <w:t xml:space="preserve"> Dance Department</w:t>
       </w:r>
       <w:r>
         <w:rPr>
-          <w:rFonts w:ascii="Aptos" w:hAnsi="Aptos" w:eastAsia="Aptos" w:cs="Aptos"/>
-          <w:color w:val="000000"/>
-          <w:sz w:val="40"/>
-          <w:szCs w:val="40"/>
+          <w:rFonts w:ascii="Aptos" w:eastAsia="Aptos" w:hAnsi="Aptos"/>
+          <w:color w:val="000000"/>
         </w:rPr>
         <w:t>, College</w:t>
       </w:r>
@@ -100,7 +77,6 @@
       </w:pPr>
       <w:r>
         <w:rPr>
-          <w:rFonts w:ascii="Aptos" w:hAnsi="Aptos" w:eastAsia="Aptos" w:cs="Aptos"/>
           <w:color w:val="000000"/>
           <w:sz w:val="24"/>
           <w:szCs w:val="24"/>
@@ -110,7 +86,6 @@
       <w:proofErr w:type="gramStart"/>
       <w:r>
         <w:rPr>
-          <w:rFonts w:ascii="Aptos" w:hAnsi="Aptos" w:eastAsia="Aptos" w:cs="Aptos"/>
           <w:color w:val="000000"/>
           <w:sz w:val="24"/>
           <w:szCs w:val="24"/>
@@ -120,7 +95,6 @@
       <w:proofErr w:type="gramEnd"/>
       <w:r>
         <w:rPr>
-          <w:rFonts w:ascii="Aptos" w:hAnsi="Aptos" w:eastAsia="Aptos" w:cs="Aptos"/>
           <w:color w:val="000000"/>
           <w:sz w:val="24"/>
           <w:szCs w:val="24"/>
@@ -129,7 +103,6 @@
       </w:r>
       <w:r>
         <w:rPr>
-          <w:rFonts w:ascii="Aptos" w:hAnsi="Aptos" w:eastAsia="Aptos" w:cs="Aptos"/>
           <w:color w:val="000000"/>
           <w:sz w:val="24"/>
           <w:szCs w:val="24"/>
@@ -138,7 +111,6 @@
       </w:r>
       <w:r>
         <w:rPr>
-          <w:rFonts w:ascii="Aptos" w:hAnsi="Aptos" w:eastAsia="Aptos" w:cs="Aptos"/>
           <w:color w:val="000000"/>
           <w:sz w:val="24"/>
           <w:szCs w:val="24"/>
@@ -147,7 +119,6 @@
       </w:r>
       <w:r>
         <w:rPr>
-          <w:rFonts w:ascii="Aptos" w:hAnsi="Aptos" w:eastAsia="Aptos" w:cs="Aptos"/>
           <w:color w:val="000000"/>
           <w:sz w:val="24"/>
           <w:szCs w:val="24"/>
@@ -156,7 +127,6 @@
       </w:r>
       <w:r>
         <w:rPr>
-          <w:rFonts w:ascii="Aptos" w:hAnsi="Aptos" w:eastAsia="Aptos" w:cs="Aptos"/>
           <w:color w:val="000000"/>
           <w:sz w:val="24"/>
           <w:szCs w:val="24"/>
@@ -165,7 +135,6 @@
       </w:r>
       <w:r>
         <w:rPr>
-          <w:rFonts w:ascii="Aptos" w:hAnsi="Aptos" w:eastAsia="Aptos" w:cs="Aptos"/>
           <w:color w:val="000000"/>
           <w:sz w:val="24"/>
           <w:szCs w:val="24"/>
@@ -174,7 +143,6 @@
       </w:r>
       <w:r>
         <w:rPr>
-          <w:rFonts w:ascii="Aptos" w:hAnsi="Aptos" w:eastAsia="Aptos" w:cs="Aptos"/>
           <w:color w:val="000000"/>
           <w:sz w:val="24"/>
           <w:szCs w:val="24"/>
@@ -183,7 +151,6 @@
       </w:r>
       <w:r>
         <w:rPr>
-          <w:rFonts w:ascii="Aptos" w:hAnsi="Aptos" w:eastAsia="Aptos" w:cs="Aptos"/>
           <w:color w:val="000000"/>
           <w:sz w:val="24"/>
           <w:szCs w:val="24"/>
@@ -192,7 +159,6 @@
       </w:r>
       <w:r>
         <w:rPr>
-          <w:rFonts w:ascii="Aptos" w:hAnsi="Aptos" w:eastAsia="Aptos" w:cs="Aptos"/>
           <w:color w:val="000000"/>
           <w:sz w:val="24"/>
           <w:szCs w:val="24"/>
@@ -201,7 +167,6 @@
       </w:r>
       <w:r>
         <w:rPr>
-          <w:rFonts w:ascii="Aptos" w:hAnsi="Aptos" w:eastAsia="Aptos" w:cs="Aptos"/>
           <w:color w:val="000000"/>
           <w:sz w:val="24"/>
           <w:szCs w:val="24"/>
@@ -210,7 +175,6 @@
       </w:r>
       <w:r>
         <w:rPr>
-          <w:rFonts w:ascii="Aptos" w:hAnsi="Aptos" w:eastAsia="Aptos" w:cs="Aptos"/>
           <w:color w:val="000000"/>
           <w:sz w:val="24"/>
           <w:szCs w:val="24"/>
@@ -219,7 +183,6 @@
       </w:r>
       <w:r>
         <w:rPr>
-          <w:rFonts w:ascii="Aptos" w:hAnsi="Aptos" w:eastAsia="Aptos" w:cs="Aptos"/>
           <w:color w:val="000000"/>
           <w:sz w:val="24"/>
           <w:szCs w:val="24"/>
@@ -228,7 +191,6 @@
       </w:r>
       <w:r>
         <w:rPr>
-          <w:rFonts w:ascii="Aptos" w:hAnsi="Aptos" w:eastAsia="Aptos" w:cs="Aptos"/>
           <w:color w:val="000000"/>
           <w:sz w:val="24"/>
           <w:szCs w:val="24"/>
@@ -237,7 +199,6 @@
       </w:r>
       <w:r>
         <w:rPr>
-          <w:rFonts w:ascii="Aptos" w:hAnsi="Aptos" w:eastAsia="Aptos" w:cs="Aptos"/>
           <w:color w:val="000000"/>
           <w:sz w:val="24"/>
           <w:szCs w:val="24"/>
@@ -246,7 +207,6 @@
       </w:r>
       <w:r>
         <w:rPr>
-          <w:rFonts w:ascii="Aptos" w:hAnsi="Aptos" w:eastAsia="Aptos" w:cs="Aptos"/>
           <w:color w:val="000000"/>
           <w:sz w:val="24"/>
           <w:szCs w:val="24"/>
@@ -255,7 +215,6 @@
       </w:r>
       <w:r>
         <w:rPr>
-          <w:rFonts w:ascii="Aptos" w:hAnsi="Aptos" w:eastAsia="Aptos" w:cs="Aptos"/>
           <w:color w:val="000000"/>
           <w:sz w:val="24"/>
           <w:szCs w:val="24"/>
@@ -264,7 +223,6 @@
       </w:r>
       <w:r>
         <w:rPr>
-          <w:rFonts w:ascii="Aptos" w:hAnsi="Aptos" w:eastAsia="Aptos" w:cs="Aptos"/>
           <w:color w:val="000000"/>
           <w:sz w:val="24"/>
           <w:szCs w:val="24"/>
@@ -284,7 +242,6 @@
       </w:pPr>
       <w:r>
         <w:rPr>
-          <w:rFonts w:ascii="Aptos" w:hAnsi="Aptos" w:eastAsia="Aptos" w:cs="Aptos"/>
           <w:color w:val="000000"/>
           <w:sz w:val="24"/>
           <w:szCs w:val="24"/>
@@ -293,7 +250,6 @@
       </w:r>
       <w:r>
         <w:rPr>
-          <w:rFonts w:ascii="Aptos" w:hAnsi="Aptos" w:eastAsia="Aptos" w:cs="Aptos"/>
           <w:color w:val="000000"/>
           <w:sz w:val="24"/>
           <w:szCs w:val="24"/>
@@ -302,7 +258,6 @@
       </w:r>
       <w:r>
         <w:rPr>
-          <w:rFonts w:ascii="Aptos" w:hAnsi="Aptos" w:eastAsia="Aptos" w:cs="Aptos"/>
           <w:color w:val="000000"/>
           <w:sz w:val="24"/>
           <w:szCs w:val="24"/>
@@ -311,7 +266,6 @@
       </w:r>
       <w:r>
         <w:rPr>
-          <w:rFonts w:ascii="Aptos" w:hAnsi="Aptos" w:eastAsia="Aptos" w:cs="Aptos"/>
           <w:color w:val="000000"/>
           <w:sz w:val="24"/>
           <w:szCs w:val="24"/>
@@ -320,7 +274,6 @@
       </w:r>
       <w:r>
         <w:rPr>
-          <w:rFonts w:ascii="Aptos" w:hAnsi="Aptos" w:eastAsia="Aptos" w:cs="Aptos"/>
           <w:color w:val="000000"/>
           <w:sz w:val="24"/>
           <w:szCs w:val="24"/>
@@ -329,7 +282,6 @@
       </w:r>
       <w:r>
         <w:rPr>
-          <w:rFonts w:ascii="Aptos" w:hAnsi="Aptos" w:eastAsia="Aptos" w:cs="Aptos"/>
           <w:color w:val="000000"/>
           <w:sz w:val="24"/>
           <w:szCs w:val="24"/>
@@ -338,7 +290,6 @@
       </w:r>
       <w:r>
         <w:rPr>
-          <w:rFonts w:ascii="Aptos" w:hAnsi="Aptos" w:eastAsia="Aptos" w:cs="Aptos"/>
           <w:color w:val="000000"/>
           <w:sz w:val="24"/>
           <w:szCs w:val="24"/>
@@ -347,7 +298,6 @@
       </w:r>
       <w:r>
         <w:rPr>
-          <w:rFonts w:ascii="Aptos" w:hAnsi="Aptos" w:eastAsia="Aptos" w:cs="Aptos"/>
           <w:color w:val="000000"/>
           <w:sz w:val="24"/>
           <w:szCs w:val="24"/>
@@ -356,7 +306,6 @@
       </w:r>
       <w:r>
         <w:rPr>
-          <w:rFonts w:ascii="Aptos" w:hAnsi="Aptos" w:eastAsia="Aptos" w:cs="Aptos"/>
           <w:color w:val="000000"/>
           <w:sz w:val="24"/>
           <w:szCs w:val="24"/>
@@ -365,7 +314,6 @@
       </w:r>
       <w:r>
         <w:rPr>
-          <w:rFonts w:ascii="Aptos" w:hAnsi="Aptos" w:eastAsia="Aptos" w:cs="Aptos"/>
           <w:color w:val="000000"/>
           <w:sz w:val="24"/>
           <w:szCs w:val="24"/>
@@ -374,7 +322,6 @@
       </w:r>
       <w:r>
         <w:rPr>
-          <w:rFonts w:ascii="Aptos" w:hAnsi="Aptos" w:eastAsia="Aptos" w:cs="Aptos"/>
           <w:color w:val="000000"/>
           <w:sz w:val="24"/>
           <w:szCs w:val="24"/>
@@ -383,7 +330,6 @@
       </w:r>
       <w:r>
         <w:rPr>
-          <w:rFonts w:ascii="Aptos" w:hAnsi="Aptos" w:eastAsia="Aptos" w:cs="Aptos"/>
           <w:color w:val="000000"/>
           <w:sz w:val="24"/>
           <w:szCs w:val="24"/>
@@ -392,7 +338,6 @@
       </w:r>
       <w:r>
         <w:rPr>
-          <w:rFonts w:ascii="Aptos" w:hAnsi="Aptos" w:eastAsia="Aptos" w:cs="Aptos"/>
           <w:color w:val="000000"/>
           <w:sz w:val="24"/>
           <w:szCs w:val="24"/>
@@ -401,7 +346,6 @@
       </w:r>
       <w:r>
         <w:rPr>
-          <w:rFonts w:ascii="Aptos" w:hAnsi="Aptos" w:eastAsia="Aptos" w:cs="Aptos"/>
           <w:color w:val="000000"/>
           <w:sz w:val="24"/>
           <w:szCs w:val="24"/>
@@ -410,7 +354,6 @@
       </w:r>
       <w:r>
         <w:rPr>
-          <w:rFonts w:ascii="Aptos" w:hAnsi="Aptos" w:eastAsia="Aptos" w:cs="Aptos"/>
           <w:color w:val="000000"/>
           <w:sz w:val="24"/>
           <w:szCs w:val="24"/>
@@ -419,7 +362,6 @@
       </w:r>
       <w:r>
         <w:rPr>
-          <w:rFonts w:ascii="Aptos" w:hAnsi="Aptos" w:eastAsia="Aptos" w:cs="Aptos"/>
           <w:color w:val="000000"/>
           <w:sz w:val="24"/>
           <w:szCs w:val="24"/>
@@ -439,16 +381,32 @@
       </w:pPr>
       <w:r>
         <w:rPr>
-          <w:rFonts w:ascii="Aptos" w:hAnsi="Aptos" w:eastAsia="Aptos" w:cs="Aptos"/>
-          <w:color w:val="000000"/>
-          <w:sz w:val="24"/>
-          <w:szCs w:val="24"/>
-        </w:rPr>
-        <w:t xml:space="preserve">This sore will be close to a spot on your leg where you </w:t>
-      </w:r>
-      <w:r>
-        <w:rPr>
-          <w:rFonts w:ascii="Aptos" w:hAnsi="Aptos" w:eastAsia="Aptos" w:cs="Aptos"/>
+          <w:color w:val="000000"/>
+          <w:sz w:val="24"/>
+          <w:szCs w:val="24"/>
+        </w:rPr>
+        <w:t xml:space="preserve">This </w:t>
+      </w:r>
+      <w:proofErr w:type="gramStart"/>
+      <w:r>
+        <w:rPr>
+          <w:color w:val="000000"/>
+          <w:sz w:val="24"/>
+          <w:szCs w:val="24"/>
+        </w:rPr>
+        <w:t>sore</w:t>
+      </w:r>
+      <w:proofErr w:type="gramEnd"/>
+      <w:r>
+        <w:rPr>
+          <w:color w:val="000000"/>
+          <w:sz w:val="24"/>
+          <w:szCs w:val="24"/>
+        </w:rPr>
+        <w:t xml:space="preserve"> will be close to a spot on your leg where you </w:t>
+      </w:r>
+      <w:r>
+        <w:rPr>
           <w:color w:val="000000"/>
           <w:sz w:val="24"/>
           <w:szCs w:val="24"/>
@@ -457,7 +415,6 @@
       </w:r>
       <w:r>
         <w:rPr>
-          <w:rFonts w:ascii="Aptos" w:hAnsi="Aptos" w:eastAsia="Aptos" w:cs="Aptos"/>
           <w:color w:val="000000"/>
           <w:sz w:val="24"/>
           <w:szCs w:val="24"/>
@@ -466,7 +423,6 @@
       </w:r>
       <w:r>
         <w:rPr>
-          <w:rFonts w:ascii="Aptos" w:hAnsi="Aptos" w:eastAsia="Aptos" w:cs="Aptos"/>
           <w:color w:val="000000"/>
           <w:sz w:val="24"/>
           <w:szCs w:val="24"/>
@@ -476,7 +432,6 @@
       <w:proofErr w:type="gramStart"/>
       <w:r>
         <w:rPr>
-          <w:rFonts w:ascii="Aptos" w:hAnsi="Aptos" w:eastAsia="Aptos" w:cs="Aptos"/>
           <w:color w:val="000000"/>
           <w:sz w:val="24"/>
           <w:szCs w:val="24"/>
@@ -485,7 +440,6 @@
       </w:r>
       <w:r>
         <w:rPr>
-          <w:rFonts w:ascii="Aptos" w:hAnsi="Aptos" w:eastAsia="Aptos" w:cs="Aptos"/>
           <w:color w:val="000000"/>
           <w:sz w:val="24"/>
           <w:szCs w:val="24"/>
@@ -495,7 +449,6 @@
       <w:proofErr w:type="gramEnd"/>
       <w:r>
         <w:rPr>
-          <w:rFonts w:ascii="Aptos" w:hAnsi="Aptos" w:eastAsia="Aptos" w:cs="Aptos"/>
           <w:color w:val="000000"/>
           <w:sz w:val="24"/>
           <w:szCs w:val="24"/>
@@ -504,7 +457,6 @@
       </w:r>
       <w:r>
         <w:rPr>
-          <w:rFonts w:ascii="Aptos" w:hAnsi="Aptos" w:eastAsia="Aptos" w:cs="Aptos"/>
           <w:color w:val="000000"/>
           <w:sz w:val="24"/>
           <w:szCs w:val="24"/>
@@ -513,7 +465,6 @@
       </w:r>
       <w:r>
         <w:rPr>
-          <w:rFonts w:ascii="Aptos" w:hAnsi="Aptos" w:eastAsia="Aptos" w:cs="Aptos"/>
           <w:color w:val="000000"/>
           <w:sz w:val="24"/>
           <w:szCs w:val="24"/>
@@ -522,7 +473,6 @@
       </w:r>
       <w:r>
         <w:rPr>
-          <w:rFonts w:ascii="Aptos" w:hAnsi="Aptos" w:eastAsia="Aptos" w:cs="Aptos"/>
           <w:color w:val="000000"/>
           <w:sz w:val="24"/>
           <w:szCs w:val="24"/>
@@ -531,7 +481,6 @@
       </w:r>
       <w:r>
         <w:rPr>
-          <w:rFonts w:ascii="Aptos" w:hAnsi="Aptos" w:eastAsia="Aptos" w:cs="Aptos"/>
           <w:color w:val="000000"/>
           <w:sz w:val="24"/>
           <w:szCs w:val="24"/>
@@ -540,7 +489,6 @@
       </w:r>
       <w:r>
         <w:rPr>
-          <w:rFonts w:ascii="Aptos" w:hAnsi="Aptos" w:eastAsia="Aptos" w:cs="Aptos"/>
           <w:color w:val="000000"/>
           <w:sz w:val="24"/>
           <w:szCs w:val="24"/>
@@ -549,7 +497,6 @@
       </w:r>
       <w:r>
         <w:rPr>
-          <w:rFonts w:ascii="Aptos" w:hAnsi="Aptos" w:eastAsia="Aptos" w:cs="Aptos"/>
           <w:color w:val="000000"/>
           <w:sz w:val="24"/>
           <w:szCs w:val="24"/>
@@ -558,7 +505,6 @@
       </w:r>
       <w:r>
         <w:rPr>
-          <w:rFonts w:ascii="Aptos" w:hAnsi="Aptos" w:eastAsia="Aptos" w:cs="Aptos"/>
           <w:color w:val="000000"/>
           <w:sz w:val="24"/>
           <w:szCs w:val="24"/>
@@ -567,7 +513,6 @@
       </w:r>
       <w:r>
         <w:rPr>
-          <w:rFonts w:ascii="Aptos" w:hAnsi="Aptos" w:eastAsia="Aptos" w:cs="Aptos"/>
           <w:color w:val="000000"/>
           <w:sz w:val="24"/>
           <w:szCs w:val="24"/>
@@ -576,7 +521,6 @@
       </w:r>
       <w:r>
         <w:rPr>
-          <w:rFonts w:ascii="Aptos" w:hAnsi="Aptos" w:eastAsia="Aptos" w:cs="Aptos"/>
           <w:color w:val="000000"/>
           <w:sz w:val="24"/>
           <w:szCs w:val="24"/>
@@ -585,7 +529,6 @@
       </w:r>
       <w:r>
         <w:rPr>
-          <w:rFonts w:ascii="Aptos" w:hAnsi="Aptos" w:eastAsia="Aptos" w:cs="Aptos"/>
           <w:color w:val="000000"/>
           <w:sz w:val="24"/>
           <w:szCs w:val="24"/>
@@ -594,7 +537,6 @@
       </w:r>
       <w:r>
         <w:rPr>
-          <w:rFonts w:ascii="Aptos" w:hAnsi="Aptos" w:eastAsia="Aptos" w:cs="Aptos"/>
           <w:color w:val="000000"/>
           <w:sz w:val="24"/>
           <w:szCs w:val="24"/>
@@ -603,7 +545,6 @@
       </w:r>
       <w:r>
         <w:rPr>
-          <w:rFonts w:ascii="Aptos" w:hAnsi="Aptos" w:eastAsia="Aptos" w:cs="Aptos"/>
           <w:color w:val="000000"/>
           <w:sz w:val="24"/>
           <w:szCs w:val="24"/>
@@ -612,7 +553,6 @@
       </w:r>
       <w:r>
         <w:rPr>
-          <w:rFonts w:ascii="Aptos" w:hAnsi="Aptos" w:eastAsia="Aptos" w:cs="Aptos"/>
           <w:color w:val="000000"/>
           <w:sz w:val="24"/>
           <w:szCs w:val="24"/>
@@ -621,7 +561,6 @@
       </w:r>
       <w:r>
         <w:rPr>
-          <w:rFonts w:ascii="Aptos" w:hAnsi="Aptos" w:eastAsia="Aptos" w:cs="Aptos"/>
           <w:color w:val="000000"/>
           <w:sz w:val="24"/>
           <w:szCs w:val="24"/>
@@ -630,7 +569,6 @@
       </w:r>
       <w:r>
         <w:rPr>
-          <w:rFonts w:ascii="Aptos" w:hAnsi="Aptos" w:eastAsia="Aptos" w:cs="Aptos"/>
           <w:color w:val="000000"/>
           <w:sz w:val="24"/>
           <w:szCs w:val="24"/>
@@ -639,7 +577,6 @@
       </w:r>
       <w:r>
         <w:rPr>
-          <w:rFonts w:ascii="Aptos" w:hAnsi="Aptos" w:eastAsia="Aptos" w:cs="Aptos"/>
           <w:color w:val="000000"/>
           <w:sz w:val="24"/>
           <w:szCs w:val="24"/>
@@ -648,7 +585,6 @@
       </w:r>
       <w:r>
         <w:rPr>
-          <w:rFonts w:ascii="Aptos" w:hAnsi="Aptos" w:eastAsia="Aptos" w:cs="Aptos"/>
           <w:color w:val="000000"/>
           <w:sz w:val="24"/>
           <w:szCs w:val="24"/>
@@ -657,7 +593,6 @@
       </w:r>
       <w:r>
         <w:rPr>
-          <w:rFonts w:ascii="Aptos" w:hAnsi="Aptos" w:eastAsia="Aptos" w:cs="Aptos"/>
           <w:color w:val="000000"/>
           <w:sz w:val="24"/>
           <w:szCs w:val="24"/>
@@ -677,7 +612,6 @@
       </w:pPr>
       <w:r>
         <w:rPr>
-          <w:rFonts w:ascii="Aptos" w:hAnsi="Aptos" w:eastAsia="Aptos" w:cs="Aptos"/>
           <w:b/>
           <w:bCs/>
           <w:color w:val="000000"/>
@@ -688,7 +622,6 @@
       </w:r>
       <w:r>
         <w:rPr>
-          <w:rFonts w:ascii="Aptos" w:hAnsi="Aptos" w:eastAsia="Aptos" w:cs="Aptos"/>
           <w:color w:val="000000"/>
           <w:sz w:val="24"/>
           <w:szCs w:val="24"/>
@@ -708,7 +641,6 @@
       </w:pPr>
       <w:r>
         <w:rPr>
-          <w:rFonts w:ascii="Aptos" w:hAnsi="Aptos" w:eastAsia="Aptos" w:cs="Aptos"/>
           <w:color w:val="000000"/>
           <w:sz w:val="24"/>
           <w:szCs w:val="24"/>
@@ -728,7 +660,6 @@
       </w:pPr>
       <w:r>
         <w:rPr>
-          <w:rFonts w:ascii="Aptos" w:hAnsi="Aptos" w:eastAsia="Aptos" w:cs="Aptos"/>
           <w:color w:val="000000"/>
           <w:sz w:val="24"/>
           <w:szCs w:val="24"/>
@@ -738,7 +669,6 @@
       </w:r>
       <w:r>
         <w:rPr>
-          <w:rFonts w:ascii="Aptos" w:hAnsi="Aptos" w:eastAsia="Aptos" w:cs="Aptos"/>
           <w:color w:val="000000"/>
           <w:sz w:val="24"/>
           <w:szCs w:val="24"/>
@@ -747,7 +677,6 @@
       </w:r>
       <w:r>
         <w:rPr>
-          <w:rFonts w:ascii="Aptos" w:hAnsi="Aptos" w:eastAsia="Aptos" w:cs="Aptos"/>
           <w:color w:val="000000"/>
           <w:sz w:val="24"/>
           <w:szCs w:val="24"/>
@@ -756,7 +685,6 @@
       </w:r>
       <w:r>
         <w:rPr>
-          <w:rFonts w:ascii="Aptos" w:hAnsi="Aptos" w:eastAsia="Aptos" w:cs="Aptos"/>
           <w:color w:val="000000"/>
           <w:sz w:val="24"/>
           <w:szCs w:val="24"/>
@@ -765,7 +693,6 @@
       </w:r>
       <w:r>
         <w:rPr>
-          <w:rFonts w:ascii="Aptos" w:hAnsi="Aptos" w:eastAsia="Aptos" w:cs="Aptos"/>
           <w:color w:val="000000"/>
           <w:sz w:val="24"/>
           <w:szCs w:val="24"/>
@@ -774,7 +701,6 @@
       </w:r>
       <w:r>
         <w:rPr>
-          <w:rFonts w:ascii="Aptos" w:hAnsi="Aptos" w:eastAsia="Aptos" w:cs="Aptos"/>
           <w:color w:val="000000"/>
           <w:sz w:val="24"/>
           <w:szCs w:val="24"/>
@@ -783,7 +709,6 @@
       </w:r>
       <w:r>
         <w:rPr>
-          <w:rFonts w:ascii="Aptos" w:hAnsi="Aptos" w:eastAsia="Aptos" w:cs="Aptos"/>
           <w:color w:val="000000"/>
           <w:sz w:val="24"/>
           <w:szCs w:val="24"/>
@@ -792,7 +717,6 @@
       </w:r>
       <w:r>
         <w:rPr>
-          <w:rFonts w:ascii="Aptos" w:hAnsi="Aptos" w:eastAsia="Aptos" w:cs="Aptos"/>
           <w:color w:val="000000"/>
           <w:sz w:val="24"/>
           <w:szCs w:val="24"/>
@@ -801,7 +725,6 @@
       </w:r>
       <w:r>
         <w:rPr>
-          <w:rFonts w:ascii="Aptos" w:hAnsi="Aptos" w:eastAsia="Aptos" w:cs="Aptos"/>
           <w:color w:val="000000"/>
           <w:sz w:val="24"/>
           <w:szCs w:val="24"/>
@@ -811,7 +734,6 @@
       <w:proofErr w:type="gramStart"/>
       <w:r>
         <w:rPr>
-          <w:rFonts w:ascii="Aptos" w:hAnsi="Aptos" w:eastAsia="Aptos" w:cs="Aptos"/>
           <w:color w:val="000000"/>
           <w:sz w:val="24"/>
           <w:szCs w:val="24"/>
@@ -821,7 +743,6 @@
       <w:proofErr w:type="gramEnd"/>
       <w:r>
         <w:rPr>
-          <w:rFonts w:ascii="Aptos" w:hAnsi="Aptos" w:eastAsia="Aptos" w:cs="Aptos"/>
           <w:color w:val="000000"/>
           <w:sz w:val="24"/>
           <w:szCs w:val="24"/>
@@ -830,7 +751,6 @@
       </w:r>
       <w:r>
         <w:rPr>
-          <w:rFonts w:ascii="Aptos" w:hAnsi="Aptos" w:eastAsia="Aptos" w:cs="Aptos"/>
           <w:color w:val="000000"/>
           <w:sz w:val="24"/>
           <w:szCs w:val="24"/>
@@ -839,7 +759,6 @@
       </w:r>
       <w:r>
         <w:rPr>
-          <w:rFonts w:ascii="Aptos" w:hAnsi="Aptos" w:eastAsia="Aptos" w:cs="Aptos"/>
           <w:color w:val="000000"/>
           <w:sz w:val="24"/>
           <w:szCs w:val="24"/>
@@ -848,7 +767,6 @@
       </w:r>
       <w:r>
         <w:rPr>
-          <w:rFonts w:ascii="Aptos" w:hAnsi="Aptos" w:eastAsia="Aptos" w:cs="Aptos"/>
           <w:color w:val="000000"/>
           <w:sz w:val="24"/>
           <w:szCs w:val="24"/>
@@ -857,7 +775,6 @@
       </w:r>
       <w:r>
         <w:rPr>
-          <w:rFonts w:ascii="Aptos" w:hAnsi="Aptos" w:eastAsia="Aptos" w:cs="Aptos"/>
           <w:color w:val="000000"/>
           <w:sz w:val="24"/>
           <w:szCs w:val="24"/>
@@ -866,7 +783,6 @@
       </w:r>
       <w:r>
         <w:rPr>
-          <w:rFonts w:ascii="Aptos" w:hAnsi="Aptos" w:eastAsia="Aptos" w:cs="Aptos"/>
           <w:color w:val="000000"/>
           <w:sz w:val="24"/>
           <w:szCs w:val="24"/>
@@ -875,7 +791,6 @@
       </w:r>
       <w:r>
         <w:rPr>
-          <w:rFonts w:ascii="Aptos" w:hAnsi="Aptos" w:eastAsia="Aptos" w:cs="Aptos"/>
           <w:color w:val="000000"/>
           <w:sz w:val="24"/>
           <w:szCs w:val="24"/>
@@ -884,7 +799,6 @@
       </w:r>
       <w:r>
         <w:rPr>
-          <w:rFonts w:ascii="Aptos" w:hAnsi="Aptos" w:eastAsia="Aptos" w:cs="Aptos"/>
           <w:color w:val="000000"/>
           <w:sz w:val="24"/>
           <w:szCs w:val="24"/>
@@ -893,7 +807,6 @@
       </w:r>
       <w:r>
         <w:rPr>
-          <w:rFonts w:ascii="Aptos" w:hAnsi="Aptos" w:eastAsia="Aptos" w:cs="Aptos"/>
           <w:color w:val="000000"/>
           <w:sz w:val="24"/>
           <w:szCs w:val="24"/>
@@ -902,7 +815,6 @@
       </w:r>
       <w:r>
         <w:rPr>
-          <w:rFonts w:ascii="Aptos" w:hAnsi="Aptos" w:eastAsia="Aptos" w:cs="Aptos"/>
           <w:color w:val="000000"/>
           <w:sz w:val="24"/>
           <w:szCs w:val="24"/>
@@ -911,7 +823,6 @@
       </w:r>
       <w:r>
         <w:rPr>
-          <w:rFonts w:ascii="Aptos" w:hAnsi="Aptos" w:eastAsia="Aptos" w:cs="Aptos"/>
           <w:color w:val="000000"/>
           <w:sz w:val="24"/>
           <w:szCs w:val="24"/>
@@ -920,7 +831,6 @@
       </w:r>
       <w:r>
         <w:rPr>
-          <w:rFonts w:ascii="Aptos" w:hAnsi="Aptos" w:eastAsia="Aptos" w:cs="Aptos"/>
           <w:color w:val="000000"/>
           <w:sz w:val="24"/>
           <w:szCs w:val="24"/>
@@ -929,7 +839,6 @@
       </w:r>
       <w:r>
         <w:rPr>
-          <w:rFonts w:ascii="Aptos" w:hAnsi="Aptos" w:eastAsia="Aptos" w:cs="Aptos"/>
           <w:color w:val="000000"/>
           <w:sz w:val="24"/>
           <w:szCs w:val="24"/>
@@ -938,7 +847,7 @@
       </w:r>
     </w:p>
     <w:sectPr>
-      <w:footerReference w:type="default" r:id="rId11"/>
+      <w:footerReference w:type="default" r:id="rId7"/>
       <w:pgSz w:w="12240" w:h="15840"/>
       <w:pgMar w:top="1440" w:right="1440" w:bottom="1440" w:left="1440" w:header="706" w:footer="706" w:gutter="0"/>
       <w:cols w:space="720"/>
@@ -949,7 +858,7 @@
 </file>
 
 <file path=word/endnotes.xml><?xml version="1.0" encoding="utf-8"?>
-<w:endnotes xmlns:wpc="http://schemas.microsoft.com/office/word/2010/wordprocessingCanvas" xmlns:cx="http://schemas.microsoft.com/office/drawing/2014/chartex" xmlns:cx1="http://schemas.microsoft.com/office/drawing/2015/9/8/chartex" xmlns:cx2="http://schemas.microsoft.com/office/drawing/2015/10/21/chartex" xmlns:cx3="http://schemas.microsoft.com/office/drawing/2016/5/9/chartex" xmlns:cx4="http://schemas.microsoft.com/office/drawing/2016/5/10/chartex" xmlns:cx5="http://schemas.microsoft.com/office/drawing/2016/5/11/chartex" xmlns:cx6="http://schemas.microsoft.com/office/drawing/2016/5/12/chartex" xmlns:cx7="http://schemas.microsoft.com/office/drawing/2016/5/13/chartex" xmlns:cx8="http://schemas.microsoft.com/office/drawing/2016/5/14/chartex" xmlns:mc="http://schemas.openxmlformats.org/markup-compatibility/2006" xmlns:aink="http://schemas.microsoft.com/office/drawing/2016/ink" xmlns:am3d="http://schemas.microsoft.com/office/drawing/2017/model3d" xmlns:o="urn:schemas-microsoft-com:office:office" xmlns:oel="http://schemas.microsoft.com/office/2019/extlst" xmlns:r="http://schemas.openxmlformats.org/officeDocument/2006/relationships" xmlns:m="http://schemas.openxmlformats.org/officeDocument/2006/math" xmlns:v="urn:schemas-microsoft-com:vml" xmlns:wp14="http://schemas.microsoft.com/office/word/2010/wordprocessingDrawing" xmlns:wp="http://schemas.openxmlformats.org/drawingml/2006/wordprocessingDrawing" xmlns:w10="urn:schemas-microsoft-com:office:word" xmlns:w="http://schemas.openxmlformats.org/wordprocessingml/2006/main" xmlns:w14="http://schemas.microsoft.com/office/word/2010/wordml" xmlns:w15="http://schemas.microsoft.com/office/word/2012/wordml" xmlns:w16cei="http://schemas.microsoft.com/office/word/2026/wordml/cei" xmlns:w16cex="http://schemas.microsoft.com/office/word/2018/wordml/cex" xmlns:w16cid="http://schemas.microsoft.com/office/word/2016/wordml/cid" xmlns:w16="http://schemas.microsoft.com/office/word/2018/wordml" xmlns:w16du="http://schemas.microsoft.com/office/word/2023/wordml/word16du" xmlns:w16sdtdh="http://schemas.microsoft.com/office/word/2020/wordml/sdtdatahash" xmlns:w16sdtfl="http://schemas.microsoft.com/office/word/2024/wordml/sdtformatlock" xmlns:w16se="http://schemas.microsoft.com/office/word/2015/wordml/symex" xmlns:wpg="http://schemas.microsoft.com/office/word/2010/wordprocessingGroup" xmlns:wpi="http://schemas.microsoft.com/office/word/2010/wordprocessingInk" xmlns:wne="http://schemas.microsoft.com/office/word/2006/wordml" xmlns:wps="http://schemas.microsoft.com/office/word/2010/wordprocessingShape" mc:Ignorable="w14 w15 w16se w16cid w16 w16cex w16sdtdh w16sdtfl w16du wp14">
+<w:endnotes xmlns:wpc="http://schemas.microsoft.com/office/word/2010/wordprocessingCanvas" xmlns:cx="http://schemas.microsoft.com/office/drawing/2014/chartex" xmlns:cx1="http://schemas.microsoft.com/office/drawing/2015/9/8/chartex" xmlns:cx2="http://schemas.microsoft.com/office/drawing/2015/10/21/chartex" xmlns:cx3="http://schemas.microsoft.com/office/drawing/2016/5/9/chartex" xmlns:cx4="http://schemas.microsoft.com/office/drawing/2016/5/10/chartex" xmlns:cx5="http://schemas.microsoft.com/office/drawing/2016/5/11/chartex" xmlns:cx6="http://schemas.microsoft.com/office/drawing/2016/5/12/chartex" xmlns:cx7="http://schemas.microsoft.com/office/drawing/2016/5/13/chartex" xmlns:cx8="http://schemas.microsoft.com/office/drawing/2016/5/14/chartex" xmlns:mc="http://schemas.openxmlformats.org/markup-compatibility/2006" xmlns:aink="http://schemas.microsoft.com/office/drawing/2016/ink" xmlns:am3d="http://schemas.microsoft.com/office/drawing/2017/model3d" xmlns:o="urn:schemas-microsoft-com:office:office" xmlns:oel="http://schemas.microsoft.com/office/2019/extlst" xmlns:r="http://schemas.openxmlformats.org/officeDocument/2006/relationships" xmlns:m="http://schemas.openxmlformats.org/officeDocument/2006/math" xmlns:v="urn:schemas-microsoft-com:vml" xmlns:wp14="http://schemas.microsoft.com/office/word/2010/wordprocessingDrawing" xmlns:wp="http://schemas.openxmlformats.org/drawingml/2006/wordprocessingDrawing" xmlns:w10="urn:schemas-microsoft-com:office:word" xmlns:w="http://schemas.openxmlformats.org/wordprocessingml/2006/main" xmlns:w14="http://schemas.microsoft.com/office/word/2010/wordml" xmlns:w15="http://schemas.microsoft.com/office/word/2012/wordml" xmlns:w16cex="http://schemas.microsoft.com/office/word/2018/wordml/cex" xmlns:w16cid="http://schemas.microsoft.com/office/word/2016/wordml/cid" xmlns:w16="http://schemas.microsoft.com/office/word/2018/wordml" xmlns:w16du="http://schemas.microsoft.com/office/word/2023/wordml/word16du" xmlns:w16sdtdh="http://schemas.microsoft.com/office/word/2020/wordml/sdtdatahash" xmlns:w16sdtfl="http://schemas.microsoft.com/office/word/2024/wordml/sdtformatlock" xmlns:w16se="http://schemas.microsoft.com/office/word/2015/wordml/symex" xmlns:wpg="http://schemas.microsoft.com/office/word/2010/wordprocessingGroup" xmlns:wpi="http://schemas.microsoft.com/office/word/2010/wordprocessingInk" xmlns:wne="http://schemas.microsoft.com/office/word/2006/wordml" xmlns:wps="http://schemas.microsoft.com/office/word/2010/wordprocessingShape" mc:Ignorable="w14 w15 w16se w16cid w16 w16cex w16sdtdh w16sdtfl w16du wp14">
   <w:endnote w:type="separator" w:id="-1">
     <w:p>
       <w:pPr>
@@ -974,22 +883,19 @@
 </file>
 
 <file path=word/footer1.xml><?xml version="1.0" encoding="utf-8"?>
-<w:ftr xmlns:m="http://schemas.openxmlformats.org/officeDocument/2006/math" xmlns:mc="http://schemas.openxmlformats.org/markup-compatibility/2006" xmlns:mo="http://schemas.microsoft.com/office/mac/office/2008/main" xmlns:mv="urn:schemas-microsoft-com:mac:vml" xmlns:o="urn:schemas-microsoft-com:office:office" xmlns:r="http://schemas.openxmlformats.org/officeDocument/2006/relationships" xmlns:v="urn:schemas-microsoft-com:vml" xmlns:w10="urn:schemas-microsoft-com:office:word" xmlns:w14="http://schemas.microsoft.com/office/word/2010/wordml" xmlns:w="http://schemas.openxmlformats.org/wordprocessingml/2006/main" xmlns:wne="http://schemas.microsoft.com/office/word/2006/wordml" xmlns:wp14="http://schemas.microsoft.com/office/word/2010/wordprocessingDrawing" xmlns:wp="http://schemas.openxmlformats.org/drawingml/2006/wordprocessingDrawing" xmlns:wpc="http://schemas.microsoft.com/office/word/2010/wordprocessingCanvas" xmlns:wpg="http://schemas.microsoft.com/office/word/2010/wordprocessingGroup" xmlns:wpi="http://schemas.microsoft.com/office/word/2010/wordprocessingInk" xmlns:wps="http://schemas.microsoft.com/office/word/2010/wordprocessingShape" mc:Ignorable="w14 wp14">
+<w:ftr xmlns:wpc="http://schemas.microsoft.com/office/word/2010/wordprocessingCanvas" xmlns:cx="http://schemas.microsoft.com/office/drawing/2014/chartex" xmlns:cx1="http://schemas.microsoft.com/office/drawing/2015/9/8/chartex" xmlns:cx2="http://schemas.microsoft.com/office/drawing/2015/10/21/chartex" xmlns:cx3="http://schemas.microsoft.com/office/drawing/2016/5/9/chartex" xmlns:cx4="http://schemas.microsoft.com/office/drawing/2016/5/10/chartex" xmlns:cx5="http://schemas.microsoft.com/office/drawing/2016/5/11/chartex" xmlns:cx6="http://schemas.microsoft.com/office/drawing/2016/5/12/chartex" xmlns:cx7="http://schemas.microsoft.com/office/drawing/2016/5/13/chartex" xmlns:cx8="http://schemas.microsoft.com/office/drawing/2016/5/14/chartex" xmlns:mc="http://schemas.openxmlformats.org/markup-compatibility/2006" xmlns:aink="http://schemas.microsoft.com/office/drawing/2016/ink" xmlns:am3d="http://schemas.microsoft.com/office/drawing/2017/model3d" xmlns:o="urn:schemas-microsoft-com:office:office" xmlns:oel="http://schemas.microsoft.com/office/2019/extlst" xmlns:r="http://schemas.openxmlformats.org/officeDocument/2006/relationships" xmlns:m="http://schemas.openxmlformats.org/officeDocument/2006/math" xmlns:v="urn:schemas-microsoft-com:vml" xmlns:wp14="http://schemas.microsoft.com/office/word/2010/wordprocessingDrawing" xmlns:wp="http://schemas.openxmlformats.org/drawingml/2006/wordprocessingDrawing" xmlns:w10="urn:schemas-microsoft-com:office:word" xmlns:w="http://schemas.openxmlformats.org/wordprocessingml/2006/main" xmlns:w14="http://schemas.microsoft.com/office/word/2010/wordml" xmlns:w15="http://schemas.microsoft.com/office/word/2012/wordml" xmlns:w16cex="http://schemas.microsoft.com/office/word/2018/wordml/cex" xmlns:w16cid="http://schemas.microsoft.com/office/word/2016/wordml/cid" xmlns:w16="http://schemas.microsoft.com/office/word/2018/wordml" xmlns:w16du="http://schemas.microsoft.com/office/word/2023/wordml/word16du" xmlns:w16sdtdh="http://schemas.microsoft.com/office/word/2020/wordml/sdtdatahash" xmlns:w16sdtfl="http://schemas.microsoft.com/office/word/2024/wordml/sdtformatlock" xmlns:w16se="http://schemas.microsoft.com/office/word/2015/wordml/symex" xmlns:wpg="http://schemas.microsoft.com/office/word/2010/wordprocessingGroup" xmlns:wpi="http://schemas.microsoft.com/office/word/2010/wordprocessingInk" xmlns:wne="http://schemas.microsoft.com/office/word/2006/wordml" xmlns:wps="http://schemas.microsoft.com/office/word/2010/wordprocessingShape" mc:Ignorable="w14 w15 w16se w16cid w16 w16cex w16sdtdh w16sdtfl w16du wp14">
   <w:p>
     <w:pPr>
-      <w:spacing w:line="240" w:lineRule="auto" w:before="0" w:after="0"/>
-      <w:jc w:val="left"/>
+      <w:spacing w:after="0" w:line="240" w:lineRule="auto"/>
     </w:pPr>
     <w:r>
       <w:rPr>
-        <w:rFonts w:ascii="Aptos" w:hAnsi="Aptos" w:eastAsia="Aptos" w:cs="Aptos"/>
         <w:sz w:val="18"/>
       </w:rPr>
       <w:t xml:space="preserve">From J.M. Larson and H.L. Stedge, </w:t>
     </w:r>
     <w:r>
       <w:rPr>
-        <w:rFonts w:ascii="Aptos" w:hAnsi="Aptos" w:eastAsia="Aptos" w:cs="Aptos"/>
         <w:i/>
         <w:sz w:val="18"/>
       </w:rPr>
@@ -997,7 +903,6 @@
     </w:r>
     <w:r>
       <w:rPr>
-        <w:rFonts w:ascii="Aptos" w:hAnsi="Aptos" w:eastAsia="Aptos" w:cs="Aptos"/>
         <w:sz w:val="18"/>
       </w:rPr>
       <w:t xml:space="preserve"> (Human Kinetics, 2027).</w:t>
@@ -1007,7 +912,7 @@
 </file>
 
 <file path=word/footnotes.xml><?xml version="1.0" encoding="utf-8"?>
-<w:footnotes xmlns:wpc="http://schemas.microsoft.com/office/word/2010/wordprocessingCanvas" xmlns:cx="http://schemas.microsoft.com/office/drawing/2014/chartex" xmlns:cx1="http://schemas.microsoft.com/office/drawing/2015/9/8/chartex" xmlns:cx2="http://schemas.microsoft.com/office/drawing/2015/10/21/chartex" xmlns:cx3="http://schemas.microsoft.com/office/drawing/2016/5/9/chartex" xmlns:cx4="http://schemas.microsoft.com/office/drawing/2016/5/10/chartex" xmlns:cx5="http://schemas.microsoft.com/office/drawing/2016/5/11/chartex" xmlns:cx6="http://schemas.microsoft.com/office/drawing/2016/5/12/chartex" xmlns:cx7="http://schemas.microsoft.com/office/drawing/2016/5/13/chartex" xmlns:cx8="http://schemas.microsoft.com/office/drawing/2016/5/14/chartex" xmlns:mc="http://schemas.openxmlformats.org/markup-compatibility/2006" xmlns:aink="http://schemas.microsoft.com/office/drawing/2016/ink" xmlns:am3d="http://schemas.microsoft.com/office/drawing/2017/model3d" xmlns:o="urn:schemas-microsoft-com:office:office" xmlns:oel="http://schemas.microsoft.com/office/2019/extlst" xmlns:r="http://schemas.openxmlformats.org/officeDocument/2006/relationships" xmlns:m="http://schemas.openxmlformats.org/officeDocument/2006/math" xmlns:v="urn:schemas-microsoft-com:vml" xmlns:wp14="http://schemas.microsoft.com/office/word/2010/wordprocessingDrawing" xmlns:wp="http://schemas.openxmlformats.org/drawingml/2006/wordprocessingDrawing" xmlns:w10="urn:schemas-microsoft-com:office:word" xmlns:w="http://schemas.openxmlformats.org/wordprocessingml/2006/main" xmlns:w14="http://schemas.microsoft.com/office/word/2010/wordml" xmlns:w15="http://schemas.microsoft.com/office/word/2012/wordml" xmlns:w16cei="http://schemas.microsoft.com/office/word/2026/wordml/cei" xmlns:w16cex="http://schemas.microsoft.com/office/word/2018/wordml/cex" xmlns:w16cid="http://schemas.microsoft.com/office/word/2016/wordml/cid" xmlns:w16="http://schemas.microsoft.com/office/word/2018/wordml" xmlns:w16du="http://schemas.microsoft.com/office/word/2023/wordml/word16du" xmlns:w16sdtdh="http://schemas.microsoft.com/office/word/2020/wordml/sdtdatahash" xmlns:w16sdtfl="http://schemas.microsoft.com/office/word/2024/wordml/sdtformatlock" xmlns:w16se="http://schemas.microsoft.com/office/word/2015/wordml/symex" xmlns:wpg="http://schemas.microsoft.com/office/word/2010/wordprocessingGroup" xmlns:wpi="http://schemas.microsoft.com/office/word/2010/wordprocessingInk" xmlns:wne="http://schemas.microsoft.com/office/word/2006/wordml" xmlns:wps="http://schemas.microsoft.com/office/word/2010/wordprocessingShape" mc:Ignorable="w14 w15 w16se w16cid w16 w16cex w16sdtdh w16sdtfl w16du wp14">
+<w:footnotes xmlns:wpc="http://schemas.microsoft.com/office/word/2010/wordprocessingCanvas" xmlns:cx="http://schemas.microsoft.com/office/drawing/2014/chartex" xmlns:cx1="http://schemas.microsoft.com/office/drawing/2015/9/8/chartex" xmlns:cx2="http://schemas.microsoft.com/office/drawing/2015/10/21/chartex" xmlns:cx3="http://schemas.microsoft.com/office/drawing/2016/5/9/chartex" xmlns:cx4="http://schemas.microsoft.com/office/drawing/2016/5/10/chartex" xmlns:cx5="http://schemas.microsoft.com/office/drawing/2016/5/11/chartex" xmlns:cx6="http://schemas.microsoft.com/office/drawing/2016/5/12/chartex" xmlns:cx7="http://schemas.microsoft.com/office/drawing/2016/5/13/chartex" xmlns:cx8="http://schemas.microsoft.com/office/drawing/2016/5/14/chartex" xmlns:mc="http://schemas.openxmlformats.org/markup-compatibility/2006" xmlns:aink="http://schemas.microsoft.com/office/drawing/2016/ink" xmlns:am3d="http://schemas.microsoft.com/office/drawing/2017/model3d" xmlns:o="urn:schemas-microsoft-com:office:office" xmlns:oel="http://schemas.microsoft.com/office/2019/extlst" xmlns:r="http://schemas.openxmlformats.org/officeDocument/2006/relationships" xmlns:m="http://schemas.openxmlformats.org/officeDocument/2006/math" xmlns:v="urn:schemas-microsoft-com:vml" xmlns:wp14="http://schemas.microsoft.com/office/word/2010/wordprocessingDrawing" xmlns:wp="http://schemas.openxmlformats.org/drawingml/2006/wordprocessingDrawing" xmlns:w10="urn:schemas-microsoft-com:office:word" xmlns:w="http://schemas.openxmlformats.org/wordprocessingml/2006/main" xmlns:w14="http://schemas.microsoft.com/office/word/2010/wordml" xmlns:w15="http://schemas.microsoft.com/office/word/2012/wordml" xmlns:w16cex="http://schemas.microsoft.com/office/word/2018/wordml/cex" xmlns:w16cid="http://schemas.microsoft.com/office/word/2016/wordml/cid" xmlns:w16="http://schemas.microsoft.com/office/word/2018/wordml" xmlns:w16du="http://schemas.microsoft.com/office/word/2023/wordml/word16du" xmlns:w16sdtdh="http://schemas.microsoft.com/office/word/2020/wordml/sdtdatahash" xmlns:w16sdtfl="http://schemas.microsoft.com/office/word/2024/wordml/sdtformatlock" xmlns:w16se="http://schemas.microsoft.com/office/word/2015/wordml/symex" xmlns:wpg="http://schemas.microsoft.com/office/word/2010/wordprocessingGroup" xmlns:wpi="http://schemas.microsoft.com/office/word/2010/wordprocessingInk" xmlns:wne="http://schemas.microsoft.com/office/word/2006/wordml" xmlns:wps="http://schemas.microsoft.com/office/word/2010/wordprocessingShape" mc:Ignorable="w14 w15 w16se w16cid w16 w16cex w16sdtdh w16sdtfl w16du wp14">
   <w:footnote w:type="separator" w:id="-1">
     <w:p>
       <w:pPr>
@@ -1032,7 +937,7 @@
 </file>
 
 <file path=word/numbering.xml><?xml version="1.0" encoding="utf-8"?>
-<w:numbering xmlns:wpc="http://schemas.microsoft.com/office/word/2010/wordprocessingCanvas" xmlns:cx="http://schemas.microsoft.com/office/drawing/2014/chartex" xmlns:cx1="http://schemas.microsoft.com/office/drawing/2015/9/8/chartex" xmlns:cx2="http://schemas.microsoft.com/office/drawing/2015/10/21/chartex" xmlns:cx3="http://schemas.microsoft.com/office/drawing/2016/5/9/chartex" xmlns:cx4="http://schemas.microsoft.com/office/drawing/2016/5/10/chartex" xmlns:cx5="http://schemas.microsoft.com/office/drawing/2016/5/11/chartex" xmlns:cx6="http://schemas.microsoft.com/office/drawing/2016/5/12/chartex" xmlns:cx7="http://schemas.microsoft.com/office/drawing/2016/5/13/chartex" xmlns:cx8="http://schemas.microsoft.com/office/drawing/2016/5/14/chartex" xmlns:mc="http://schemas.openxmlformats.org/markup-compatibility/2006" xmlns:aink="http://schemas.microsoft.com/office/drawing/2016/ink" xmlns:am3d="http://schemas.microsoft.com/office/drawing/2017/model3d" xmlns:o="urn:schemas-microsoft-com:office:office" xmlns:oel="http://schemas.microsoft.com/office/2019/extlst" xmlns:r="http://schemas.openxmlformats.org/officeDocument/2006/relationships" xmlns:m="http://schemas.openxmlformats.org/officeDocument/2006/math" xmlns:v="urn:schemas-microsoft-com:vml" xmlns:wp14="http://schemas.microsoft.com/office/word/2010/wordprocessingDrawing" xmlns:wp="http://schemas.openxmlformats.org/drawingml/2006/wordprocessingDrawing" xmlns:w10="urn:schemas-microsoft-com:office:word" xmlns:w="http://schemas.openxmlformats.org/wordprocessingml/2006/main" xmlns:w14="http://schemas.microsoft.com/office/word/2010/wordml" xmlns:w15="http://schemas.microsoft.com/office/word/2012/wordml" xmlns:w16cei="http://schemas.microsoft.com/office/word/2026/wordml/cei" xmlns:w16cex="http://schemas.microsoft.com/office/word/2018/wordml/cex" xmlns:w16cid="http://schemas.microsoft.com/office/word/2016/wordml/cid" xmlns:w16="http://schemas.microsoft.com/office/word/2018/wordml" xmlns:w16du="http://schemas.microsoft.com/office/word/2023/wordml/word16du" xmlns:w16sdtdh="http://schemas.microsoft.com/office/word/2020/wordml/sdtdatahash" xmlns:w16sdtfl="http://schemas.microsoft.com/office/word/2024/wordml/sdtformatlock" xmlns:w16se="http://schemas.microsoft.com/office/word/2015/wordml/symex" xmlns:wpg="http://schemas.microsoft.com/office/word/2010/wordprocessingGroup" xmlns:wpi="http://schemas.microsoft.com/office/word/2010/wordprocessingInk" xmlns:wne="http://schemas.microsoft.com/office/word/2006/wordml" xmlns:wps="http://schemas.microsoft.com/office/word/2010/wordprocessingShape" mc:Ignorable="w14 w15 w16se w16cid w16 w16cex w16sdtdh w16sdtfl w16du wp14">
+<w:numbering xmlns:wpc="http://schemas.microsoft.com/office/word/2010/wordprocessingCanvas" xmlns:cx="http://schemas.microsoft.com/office/drawing/2014/chartex" xmlns:cx1="http://schemas.microsoft.com/office/drawing/2015/9/8/chartex" xmlns:cx2="http://schemas.microsoft.com/office/drawing/2015/10/21/chartex" xmlns:cx3="http://schemas.microsoft.com/office/drawing/2016/5/9/chartex" xmlns:cx4="http://schemas.microsoft.com/office/drawing/2016/5/10/chartex" xmlns:cx5="http://schemas.microsoft.com/office/drawing/2016/5/11/chartex" xmlns:cx6="http://schemas.microsoft.com/office/drawing/2016/5/12/chartex" xmlns:cx7="http://schemas.microsoft.com/office/drawing/2016/5/13/chartex" xmlns:cx8="http://schemas.microsoft.com/office/drawing/2016/5/14/chartex" xmlns:mc="http://schemas.openxmlformats.org/markup-compatibility/2006" xmlns:aink="http://schemas.microsoft.com/office/drawing/2016/ink" xmlns:am3d="http://schemas.microsoft.com/office/drawing/2017/model3d" xmlns:o="urn:schemas-microsoft-com:office:office" xmlns:oel="http://schemas.microsoft.com/office/2019/extlst" xmlns:r="http://schemas.openxmlformats.org/officeDocument/2006/relationships" xmlns:m="http://schemas.openxmlformats.org/officeDocument/2006/math" xmlns:v="urn:schemas-microsoft-com:vml" xmlns:wp14="http://schemas.microsoft.com/office/word/2010/wordprocessingDrawing" xmlns:wp="http://schemas.openxmlformats.org/drawingml/2006/wordprocessingDrawing" xmlns:w10="urn:schemas-microsoft-com:office:word" xmlns:w="http://schemas.openxmlformats.org/wordprocessingml/2006/main" xmlns:w14="http://schemas.microsoft.com/office/word/2010/wordml" xmlns:w15="http://schemas.microsoft.com/office/word/2012/wordml" xmlns:w16cex="http://schemas.microsoft.com/office/word/2018/wordml/cex" xmlns:w16cid="http://schemas.microsoft.com/office/word/2016/wordml/cid" xmlns:w16="http://schemas.microsoft.com/office/word/2018/wordml" xmlns:w16du="http://schemas.microsoft.com/office/word/2023/wordml/word16du" xmlns:w16sdtdh="http://schemas.microsoft.com/office/word/2020/wordml/sdtdatahash" xmlns:w16sdtfl="http://schemas.microsoft.com/office/word/2024/wordml/sdtformatlock" xmlns:w16se="http://schemas.microsoft.com/office/word/2015/wordml/symex" xmlns:wpg="http://schemas.microsoft.com/office/word/2010/wordprocessingGroup" xmlns:wpi="http://schemas.microsoft.com/office/word/2010/wordprocessingInk" xmlns:wne="http://schemas.microsoft.com/office/word/2006/wordml" xmlns:wps="http://schemas.microsoft.com/office/word/2010/wordprocessingShape" mc:Ignorable="w14 w15 w16se w16cid w16 w16cex w16sdtdh w16sdtfl w16du wp14">
   <w:abstractNum w:abstractNumId="0" w15:restartNumberingAfterBreak="0">
     <w:nsid w:val="83A8C409"/>
     <w:multiLevelType w:val="hybridMultilevel"/>
@@ -3959,14 +3864,6 @@
     <w:abstractNumId w:val="8"/>
   </w:num>
 </w:numbering>
-</file>
-
-<file path=word/people.xml><?xml version="1.0" encoding="utf-8"?>
-<w15:people xmlns:wpc="http://schemas.microsoft.com/office/word/2010/wordprocessingCanvas" xmlns:cx="http://schemas.microsoft.com/office/drawing/2014/chartex" xmlns:cx1="http://schemas.microsoft.com/office/drawing/2015/9/8/chartex" xmlns:cx2="http://schemas.microsoft.com/office/drawing/2015/10/21/chartex" xmlns:cx3="http://schemas.microsoft.com/office/drawing/2016/5/9/chartex" xmlns:cx4="http://schemas.microsoft.com/office/drawing/2016/5/10/chartex" xmlns:cx5="http://schemas.microsoft.com/office/drawing/2016/5/11/chartex" xmlns:cx6="http://schemas.microsoft.com/office/drawing/2016/5/12/chartex" xmlns:cx7="http://schemas.microsoft.com/office/drawing/2016/5/13/chartex" xmlns:cx8="http://schemas.microsoft.com/office/drawing/2016/5/14/chartex" xmlns:mc="http://schemas.openxmlformats.org/markup-compatibility/2006" xmlns:aink="http://schemas.microsoft.com/office/drawing/2016/ink" xmlns:am3d="http://schemas.microsoft.com/office/drawing/2017/model3d" xmlns:o="urn:schemas-microsoft-com:office:office" xmlns:oel="http://schemas.microsoft.com/office/2019/extlst" xmlns:r="http://schemas.openxmlformats.org/officeDocument/2006/relationships" xmlns:m="http://schemas.openxmlformats.org/officeDocument/2006/math" xmlns:v="urn:schemas-microsoft-com:vml" xmlns:wp14="http://schemas.microsoft.com/office/word/2010/wordprocessingDrawing" xmlns:wp="http://schemas.openxmlformats.org/drawingml/2006/wordprocessingDrawing" xmlns:w10="urn:schemas-microsoft-com:office:word" xmlns:w="http://schemas.openxmlformats.org/wordprocessingml/2006/main" xmlns:w14="http://schemas.microsoft.com/office/word/2010/wordml" xmlns:w15="http://schemas.microsoft.com/office/word/2012/wordml" xmlns:w16cei="http://schemas.microsoft.com/office/word/2026/wordml/cei" xmlns:w16cex="http://schemas.microsoft.com/office/word/2018/wordml/cex" xmlns:w16cid="http://schemas.microsoft.com/office/word/2016/wordml/cid" xmlns:w16="http://schemas.microsoft.com/office/word/2018/wordml" xmlns:w16du="http://schemas.microsoft.com/office/word/2023/wordml/word16du" xmlns:w16sdtdh="http://schemas.microsoft.com/office/word/2020/wordml/sdtdatahash" xmlns:w16sdtfl="http://schemas.microsoft.com/office/word/2024/wordml/sdtformatlock" xmlns:w16se="http://schemas.microsoft.com/office/word/2015/wordml/symex" xmlns:wpg="http://schemas.microsoft.com/office/word/2010/wordprocessingGroup" xmlns:wpi="http://schemas.microsoft.com/office/word/2010/wordprocessingInk" xmlns:wne="http://schemas.microsoft.com/office/word/2006/wordml" xmlns:wps="http://schemas.microsoft.com/office/word/2010/wordprocessingShape" mc:Ignorable="w14 w15 w16se w16cid w16 w16cex w16sdtdh w16sdtfl w16du wp14">
-  <w15:person w15:author="Anna Seaman">
-    <w15:presenceInfo w15:providerId="AD" w15:userId="S::AnnaS@hkusa.com::713ab380-bdda-4997-81d0-fa539102c996"/>
-  </w15:person>
-</w15:people>
 </file>
 
 <file path=word/styles.xml><?xml version="1.0" encoding="utf-8"?>
@@ -4366,7 +4263,7 @@
       <w:spacing w:after="160" w:line="259" w:lineRule="auto"/>
     </w:pPr>
     <w:rPr>
-      <w:rFonts w:ascii="Aptos" w:hAnsi="Aptos" w:eastAsia="Aptos" w:cs="Aptos"/>
+      <w:rFonts w:cs="Aptos"/>
       <w:kern w:val="2"/>
       <w:sz w:val="22"/>
       <w:szCs w:val="22"/>

--- a/assets/downloads/simulation-10/instructions-for-sp-3-athletic-training-clinic-dance-department-college.docx
+++ b/assets/downloads/simulation-10/instructions-for-sp-3-athletic-training-clinic-dance-department-college.docx
@@ -1,6 +1,6 @@
 
 <file path=word/document.xml><?xml version="1.0" encoding="utf-8"?>
-<w:document xmlns:wpc="http://schemas.microsoft.com/office/word/2010/wordprocessingCanvas" xmlns:cx="http://schemas.microsoft.com/office/drawing/2014/chartex" xmlns:cx1="http://schemas.microsoft.com/office/drawing/2015/9/8/chartex" xmlns:cx2="http://schemas.microsoft.com/office/drawing/2015/10/21/chartex" xmlns:cx3="http://schemas.microsoft.com/office/drawing/2016/5/9/chartex" xmlns:cx4="http://schemas.microsoft.com/office/drawing/2016/5/10/chartex" xmlns:cx5="http://schemas.microsoft.com/office/drawing/2016/5/11/chartex" xmlns:cx6="http://schemas.microsoft.com/office/drawing/2016/5/12/chartex" xmlns:cx7="http://schemas.microsoft.com/office/drawing/2016/5/13/chartex" xmlns:cx8="http://schemas.microsoft.com/office/drawing/2016/5/14/chartex" xmlns:mc="http://schemas.openxmlformats.org/markup-compatibility/2006" xmlns:aink="http://schemas.microsoft.com/office/drawing/2016/ink" xmlns:am3d="http://schemas.microsoft.com/office/drawing/2017/model3d" xmlns:o="urn:schemas-microsoft-com:office:office" xmlns:oel="http://schemas.microsoft.com/office/2019/extlst" xmlns:r="http://schemas.openxmlformats.org/officeDocument/2006/relationships" xmlns:m="http://schemas.openxmlformats.org/officeDocument/2006/math" xmlns:v="urn:schemas-microsoft-com:vml" xmlns:wp14="http://schemas.microsoft.com/office/word/2010/wordprocessingDrawing" xmlns:wp="http://schemas.openxmlformats.org/drawingml/2006/wordprocessingDrawing" xmlns:w10="urn:schemas-microsoft-com:office:word" xmlns:w="http://schemas.openxmlformats.org/wordprocessingml/2006/main" xmlns:w14="http://schemas.microsoft.com/office/word/2010/wordml" xmlns:w15="http://schemas.microsoft.com/office/word/2012/wordml" xmlns:w16cex="http://schemas.microsoft.com/office/word/2018/wordml/cex" xmlns:w16cid="http://schemas.microsoft.com/office/word/2016/wordml/cid" xmlns:w16="http://schemas.microsoft.com/office/word/2018/wordml" xmlns:w16du="http://schemas.microsoft.com/office/word/2023/wordml/word16du" xmlns:w16sdtdh="http://schemas.microsoft.com/office/word/2020/wordml/sdtdatahash" xmlns:w16sdtfl="http://schemas.microsoft.com/office/word/2024/wordml/sdtformatlock" xmlns:w16se="http://schemas.microsoft.com/office/word/2015/wordml/symex" xmlns:wpg="http://schemas.microsoft.com/office/word/2010/wordprocessingGroup" xmlns:wpi="http://schemas.microsoft.com/office/word/2010/wordprocessingInk" xmlns:wne="http://schemas.microsoft.com/office/word/2006/wordml" xmlns:wps="http://schemas.microsoft.com/office/word/2010/wordprocessingShape" mc:Ignorable="w14 w15 w16se w16cid w16 w16cex w16sdtdh w16sdtfl w16du wp14">
+<w:document xmlns:wpc="http://schemas.microsoft.com/office/word/2010/wordprocessingCanvas" xmlns:cx="http://schemas.microsoft.com/office/drawing/2014/chartex" xmlns:cx1="http://schemas.microsoft.com/office/drawing/2015/9/8/chartex" xmlns:cx2="http://schemas.microsoft.com/office/drawing/2015/10/21/chartex" xmlns:cx3="http://schemas.microsoft.com/office/drawing/2016/5/9/chartex" xmlns:cx4="http://schemas.microsoft.com/office/drawing/2016/5/10/chartex" xmlns:cx5="http://schemas.microsoft.com/office/drawing/2016/5/11/chartex" xmlns:cx6="http://schemas.microsoft.com/office/drawing/2016/5/12/chartex" xmlns:cx7="http://schemas.microsoft.com/office/drawing/2016/5/13/chartex" xmlns:cx8="http://schemas.microsoft.com/office/drawing/2016/5/14/chartex" xmlns:mc="http://schemas.openxmlformats.org/markup-compatibility/2006" xmlns:aink="http://schemas.microsoft.com/office/drawing/2016/ink" xmlns:am3d="http://schemas.microsoft.com/office/drawing/2017/model3d" xmlns:o="urn:schemas-microsoft-com:office:office" xmlns:oel="http://schemas.microsoft.com/office/2019/extlst" xmlns:r="http://schemas.openxmlformats.org/officeDocument/2006/relationships" xmlns:m="http://schemas.openxmlformats.org/officeDocument/2006/math" xmlns:v="urn:schemas-microsoft-com:vml" xmlns:wp14="http://schemas.microsoft.com/office/word/2010/wordprocessingDrawing" xmlns:wp="http://schemas.openxmlformats.org/drawingml/2006/wordprocessingDrawing" xmlns:w10="urn:schemas-microsoft-com:office:word" xmlns:w="http://schemas.openxmlformats.org/wordprocessingml/2006/main" xmlns:w14="http://schemas.microsoft.com/office/word/2010/wordml" xmlns:w15="http://schemas.microsoft.com/office/word/2012/wordml" xmlns:w16cei="http://schemas.microsoft.com/office/word/2026/wordml/cei" xmlns:w16cex="http://schemas.microsoft.com/office/word/2018/wordml/cex" xmlns:w16cid="http://schemas.microsoft.com/office/word/2016/wordml/cid" xmlns:w16="http://schemas.microsoft.com/office/word/2018/wordml" xmlns:w16du="http://schemas.microsoft.com/office/word/2023/wordml/word16du" xmlns:w16sdtdh="http://schemas.microsoft.com/office/word/2020/wordml/sdtdatahash" xmlns:w16sdtfl="http://schemas.microsoft.com/office/word/2024/wordml/sdtformatlock" xmlns:w16se="http://schemas.microsoft.com/office/word/2015/wordml/symex" xmlns:wpg="http://schemas.microsoft.com/office/word/2010/wordprocessingGroup" xmlns:wpi="http://schemas.microsoft.com/office/word/2010/wordprocessingInk" xmlns:wne="http://schemas.microsoft.com/office/word/2006/wordml" xmlns:wps="http://schemas.microsoft.com/office/word/2010/wordprocessingShape" mc:Ignorable="w14 w15 w16se w16cid w16 w16cex w16sdtdh w16sdtfl w16du wp14">
   <w:body>
     <w:p>
       <w:pPr>
@@ -17,50 +17,73 @@
       </w:pPr>
       <w:r>
         <w:rPr>
-          <w:rFonts w:ascii="Aptos" w:eastAsia="Aptos" w:hAnsi="Aptos"/>
-          <w:color w:val="000000"/>
+          <w:rFonts w:ascii="Aptos" w:hAnsi="Aptos" w:eastAsia="Aptos" w:cs="Aptos"/>
+          <w:color w:val="000000"/>
+          <w:sz w:val="40"/>
+          <w:szCs w:val="40"/>
+        </w:rPr>
+        <w:t/>
+      </w:r>
+      <w:r>
+        <w:rPr>
+          <w:rFonts w:ascii="Aptos" w:hAnsi="Aptos" w:eastAsia="Aptos" w:cs="Aptos"/>
+          <w:color w:val="000000"/>
+          <w:sz w:val="40"/>
+          <w:szCs w:val="40"/>
         </w:rPr>
         <w:t xml:space="preserve">Instructions for SP </w:t>
       </w:r>
       <w:r>
         <w:rPr>
-          <w:rFonts w:ascii="Aptos" w:eastAsia="Aptos" w:hAnsi="Aptos"/>
-          <w:color w:val="000000"/>
+          <w:rFonts w:ascii="Aptos" w:hAnsi="Aptos" w:eastAsia="Aptos" w:cs="Aptos"/>
+          <w:color w:val="000000"/>
+          <w:sz w:val="40"/>
+          <w:szCs w:val="40"/>
         </w:rPr>
         <w:t>3</w:t>
       </w:r>
       <w:r>
         <w:rPr>
-          <w:rFonts w:ascii="Aptos" w:eastAsia="Aptos" w:hAnsi="Aptos"/>
-          <w:color w:val="000000"/>
+          <w:rFonts w:ascii="Aptos" w:hAnsi="Aptos" w:eastAsia="Aptos" w:cs="Aptos"/>
+          <w:color w:val="000000"/>
+          <w:sz w:val="40"/>
+          <w:szCs w:val="40"/>
         </w:rPr>
         <w:t xml:space="preserve">: </w:t>
       </w:r>
       <w:r>
         <w:rPr>
-          <w:rFonts w:ascii="Aptos" w:eastAsia="Aptos" w:hAnsi="Aptos"/>
-          <w:color w:val="000000"/>
+          <w:rFonts w:ascii="Aptos" w:hAnsi="Aptos" w:eastAsia="Aptos" w:cs="Aptos"/>
+          <w:color w:val="000000"/>
+          <w:sz w:val="40"/>
+          <w:szCs w:val="40"/>
         </w:rPr>
         <w:t>Athletic Training Clinic</w:t>
       </w:r>
       <w:r>
         <w:rPr>
-          <w:rFonts w:ascii="Aptos" w:eastAsia="Aptos" w:hAnsi="Aptos"/>
-          <w:color w:val="000000"/>
+          <w:rFonts w:ascii="Aptos" w:hAnsi="Aptos" w:eastAsia="Aptos" w:cs="Aptos"/>
+          <w:color w:val="000000"/>
+          <w:sz w:val="40"/>
+          <w:szCs w:val="40"/>
         </w:rPr>
         <w:t>,</w:t>
       </w:r>
       <w:r>
         <w:rPr>
-          <w:rFonts w:ascii="Aptos" w:eastAsia="Aptos" w:hAnsi="Aptos"/>
-          <w:color w:val="000000"/>
+          <w:rFonts w:ascii="Aptos" w:hAnsi="Aptos" w:eastAsia="Aptos" w:cs="Aptos"/>
+          <w:color w:val="000000"/>
+          <w:sz w:val="40"/>
+          <w:szCs w:val="40"/>
         </w:rPr>
         <w:t xml:space="preserve"> Dance Department</w:t>
       </w:r>
       <w:r>
         <w:rPr>
-          <w:rFonts w:ascii="Aptos" w:eastAsia="Aptos" w:hAnsi="Aptos"/>
-          <w:color w:val="000000"/>
+          <w:rFonts w:ascii="Aptos" w:hAnsi="Aptos" w:eastAsia="Aptos" w:cs="Aptos"/>
+          <w:color w:val="000000"/>
+          <w:sz w:val="40"/>
+          <w:szCs w:val="40"/>
         </w:rPr>
         <w:t>, College</w:t>
       </w:r>
@@ -77,6 +100,7 @@
       </w:pPr>
       <w:r>
         <w:rPr>
+          <w:rFonts w:ascii="Aptos" w:hAnsi="Aptos" w:eastAsia="Aptos" w:cs="Aptos"/>
           <w:color w:val="000000"/>
           <w:sz w:val="24"/>
           <w:szCs w:val="24"/>
@@ -86,6 +110,7 @@
       <w:proofErr w:type="gramStart"/>
       <w:r>
         <w:rPr>
+          <w:rFonts w:ascii="Aptos" w:hAnsi="Aptos" w:eastAsia="Aptos" w:cs="Aptos"/>
           <w:color w:val="000000"/>
           <w:sz w:val="24"/>
           <w:szCs w:val="24"/>
@@ -95,6 +120,7 @@
       <w:proofErr w:type="gramEnd"/>
       <w:r>
         <w:rPr>
+          <w:rFonts w:ascii="Aptos" w:hAnsi="Aptos" w:eastAsia="Aptos" w:cs="Aptos"/>
           <w:color w:val="000000"/>
           <w:sz w:val="24"/>
           <w:szCs w:val="24"/>
@@ -103,6 +129,7 @@
       </w:r>
       <w:r>
         <w:rPr>
+          <w:rFonts w:ascii="Aptos" w:hAnsi="Aptos" w:eastAsia="Aptos" w:cs="Aptos"/>
           <w:color w:val="000000"/>
           <w:sz w:val="24"/>
           <w:szCs w:val="24"/>
@@ -111,6 +138,7 @@
       </w:r>
       <w:r>
         <w:rPr>
+          <w:rFonts w:ascii="Aptos" w:hAnsi="Aptos" w:eastAsia="Aptos" w:cs="Aptos"/>
           <w:color w:val="000000"/>
           <w:sz w:val="24"/>
           <w:szCs w:val="24"/>
@@ -119,6 +147,7 @@
       </w:r>
       <w:r>
         <w:rPr>
+          <w:rFonts w:ascii="Aptos" w:hAnsi="Aptos" w:eastAsia="Aptos" w:cs="Aptos"/>
           <w:color w:val="000000"/>
           <w:sz w:val="24"/>
           <w:szCs w:val="24"/>
@@ -127,6 +156,7 @@
       </w:r>
       <w:r>
         <w:rPr>
+          <w:rFonts w:ascii="Aptos" w:hAnsi="Aptos" w:eastAsia="Aptos" w:cs="Aptos"/>
           <w:color w:val="000000"/>
           <w:sz w:val="24"/>
           <w:szCs w:val="24"/>
@@ -135,6 +165,7 @@
       </w:r>
       <w:r>
         <w:rPr>
+          <w:rFonts w:ascii="Aptos" w:hAnsi="Aptos" w:eastAsia="Aptos" w:cs="Aptos"/>
           <w:color w:val="000000"/>
           <w:sz w:val="24"/>
           <w:szCs w:val="24"/>
@@ -143,6 +174,7 @@
       </w:r>
       <w:r>
         <w:rPr>
+          <w:rFonts w:ascii="Aptos" w:hAnsi="Aptos" w:eastAsia="Aptos" w:cs="Aptos"/>
           <w:color w:val="000000"/>
           <w:sz w:val="24"/>
           <w:szCs w:val="24"/>
@@ -151,6 +183,7 @@
       </w:r>
       <w:r>
         <w:rPr>
+          <w:rFonts w:ascii="Aptos" w:hAnsi="Aptos" w:eastAsia="Aptos" w:cs="Aptos"/>
           <w:color w:val="000000"/>
           <w:sz w:val="24"/>
           <w:szCs w:val="24"/>
@@ -159,6 +192,7 @@
       </w:r>
       <w:r>
         <w:rPr>
+          <w:rFonts w:ascii="Aptos" w:hAnsi="Aptos" w:eastAsia="Aptos" w:cs="Aptos"/>
           <w:color w:val="000000"/>
           <w:sz w:val="24"/>
           <w:szCs w:val="24"/>
@@ -167,6 +201,7 @@
       </w:r>
       <w:r>
         <w:rPr>
+          <w:rFonts w:ascii="Aptos" w:hAnsi="Aptos" w:eastAsia="Aptos" w:cs="Aptos"/>
           <w:color w:val="000000"/>
           <w:sz w:val="24"/>
           <w:szCs w:val="24"/>
@@ -175,6 +210,7 @@
       </w:r>
       <w:r>
         <w:rPr>
+          <w:rFonts w:ascii="Aptos" w:hAnsi="Aptos" w:eastAsia="Aptos" w:cs="Aptos"/>
           <w:color w:val="000000"/>
           <w:sz w:val="24"/>
           <w:szCs w:val="24"/>
@@ -183,6 +219,7 @@
       </w:r>
       <w:r>
         <w:rPr>
+          <w:rFonts w:ascii="Aptos" w:hAnsi="Aptos" w:eastAsia="Aptos" w:cs="Aptos"/>
           <w:color w:val="000000"/>
           <w:sz w:val="24"/>
           <w:szCs w:val="24"/>
@@ -191,6 +228,7 @@
       </w:r>
       <w:r>
         <w:rPr>
+          <w:rFonts w:ascii="Aptos" w:hAnsi="Aptos" w:eastAsia="Aptos" w:cs="Aptos"/>
           <w:color w:val="000000"/>
           <w:sz w:val="24"/>
           <w:szCs w:val="24"/>
@@ -199,6 +237,7 @@
       </w:r>
       <w:r>
         <w:rPr>
+          <w:rFonts w:ascii="Aptos" w:hAnsi="Aptos" w:eastAsia="Aptos" w:cs="Aptos"/>
           <w:color w:val="000000"/>
           <w:sz w:val="24"/>
           <w:szCs w:val="24"/>
@@ -207,6 +246,7 @@
       </w:r>
       <w:r>
         <w:rPr>
+          <w:rFonts w:ascii="Aptos" w:hAnsi="Aptos" w:eastAsia="Aptos" w:cs="Aptos"/>
           <w:color w:val="000000"/>
           <w:sz w:val="24"/>
           <w:szCs w:val="24"/>
@@ -215,6 +255,7 @@
       </w:r>
       <w:r>
         <w:rPr>
+          <w:rFonts w:ascii="Aptos" w:hAnsi="Aptos" w:eastAsia="Aptos" w:cs="Aptos"/>
           <w:color w:val="000000"/>
           <w:sz w:val="24"/>
           <w:szCs w:val="24"/>
@@ -223,6 +264,7 @@
       </w:r>
       <w:r>
         <w:rPr>
+          <w:rFonts w:ascii="Aptos" w:hAnsi="Aptos" w:eastAsia="Aptos" w:cs="Aptos"/>
           <w:color w:val="000000"/>
           <w:sz w:val="24"/>
           <w:szCs w:val="24"/>
@@ -242,6 +284,7 @@
       </w:pPr>
       <w:r>
         <w:rPr>
+          <w:rFonts w:ascii="Aptos" w:hAnsi="Aptos" w:eastAsia="Aptos" w:cs="Aptos"/>
           <w:color w:val="000000"/>
           <w:sz w:val="24"/>
           <w:szCs w:val="24"/>
@@ -250,6 +293,7 @@
       </w:r>
       <w:r>
         <w:rPr>
+          <w:rFonts w:ascii="Aptos" w:hAnsi="Aptos" w:eastAsia="Aptos" w:cs="Aptos"/>
           <w:color w:val="000000"/>
           <w:sz w:val="24"/>
           <w:szCs w:val="24"/>
@@ -258,6 +302,7 @@
       </w:r>
       <w:r>
         <w:rPr>
+          <w:rFonts w:ascii="Aptos" w:hAnsi="Aptos" w:eastAsia="Aptos" w:cs="Aptos"/>
           <w:color w:val="000000"/>
           <w:sz w:val="24"/>
           <w:szCs w:val="24"/>
@@ -266,6 +311,7 @@
       </w:r>
       <w:r>
         <w:rPr>
+          <w:rFonts w:ascii="Aptos" w:hAnsi="Aptos" w:eastAsia="Aptos" w:cs="Aptos"/>
           <w:color w:val="000000"/>
           <w:sz w:val="24"/>
           <w:szCs w:val="24"/>
@@ -274,6 +320,7 @@
       </w:r>
       <w:r>
         <w:rPr>
+          <w:rFonts w:ascii="Aptos" w:hAnsi="Aptos" w:eastAsia="Aptos" w:cs="Aptos"/>
           <w:color w:val="000000"/>
           <w:sz w:val="24"/>
           <w:szCs w:val="24"/>
@@ -282,6 +329,7 @@
       </w:r>
       <w:r>
         <w:rPr>
+          <w:rFonts w:ascii="Aptos" w:hAnsi="Aptos" w:eastAsia="Aptos" w:cs="Aptos"/>
           <w:color w:val="000000"/>
           <w:sz w:val="24"/>
           <w:szCs w:val="24"/>
@@ -290,6 +338,7 @@
       </w:r>
       <w:r>
         <w:rPr>
+          <w:rFonts w:ascii="Aptos" w:hAnsi="Aptos" w:eastAsia="Aptos" w:cs="Aptos"/>
           <w:color w:val="000000"/>
           <w:sz w:val="24"/>
           <w:szCs w:val="24"/>
@@ -298,6 +347,7 @@
       </w:r>
       <w:r>
         <w:rPr>
+          <w:rFonts w:ascii="Aptos" w:hAnsi="Aptos" w:eastAsia="Aptos" w:cs="Aptos"/>
           <w:color w:val="000000"/>
           <w:sz w:val="24"/>
           <w:szCs w:val="24"/>
@@ -306,6 +356,7 @@
       </w:r>
       <w:r>
         <w:rPr>
+          <w:rFonts w:ascii="Aptos" w:hAnsi="Aptos" w:eastAsia="Aptos" w:cs="Aptos"/>
           <w:color w:val="000000"/>
           <w:sz w:val="24"/>
           <w:szCs w:val="24"/>
@@ -314,6 +365,7 @@
       </w:r>
       <w:r>
         <w:rPr>
+          <w:rFonts w:ascii="Aptos" w:hAnsi="Aptos" w:eastAsia="Aptos" w:cs="Aptos"/>
           <w:color w:val="000000"/>
           <w:sz w:val="24"/>
           <w:szCs w:val="24"/>
@@ -322,6 +374,7 @@
       </w:r>
       <w:r>
         <w:rPr>
+          <w:rFonts w:ascii="Aptos" w:hAnsi="Aptos" w:eastAsia="Aptos" w:cs="Aptos"/>
           <w:color w:val="000000"/>
           <w:sz w:val="24"/>
           <w:szCs w:val="24"/>
@@ -330,6 +383,7 @@
       </w:r>
       <w:r>
         <w:rPr>
+          <w:rFonts w:ascii="Aptos" w:hAnsi="Aptos" w:eastAsia="Aptos" w:cs="Aptos"/>
           <w:color w:val="000000"/>
           <w:sz w:val="24"/>
           <w:szCs w:val="24"/>
@@ -338,6 +392,7 @@
       </w:r>
       <w:r>
         <w:rPr>
+          <w:rFonts w:ascii="Aptos" w:hAnsi="Aptos" w:eastAsia="Aptos" w:cs="Aptos"/>
           <w:color w:val="000000"/>
           <w:sz w:val="24"/>
           <w:szCs w:val="24"/>
@@ -346,6 +401,7 @@
       </w:r>
       <w:r>
         <w:rPr>
+          <w:rFonts w:ascii="Aptos" w:hAnsi="Aptos" w:eastAsia="Aptos" w:cs="Aptos"/>
           <w:color w:val="000000"/>
           <w:sz w:val="24"/>
           <w:szCs w:val="24"/>
@@ -354,6 +410,7 @@
       </w:r>
       <w:r>
         <w:rPr>
+          <w:rFonts w:ascii="Aptos" w:hAnsi="Aptos" w:eastAsia="Aptos" w:cs="Aptos"/>
           <w:color w:val="000000"/>
           <w:sz w:val="24"/>
           <w:szCs w:val="24"/>
@@ -362,6 +419,7 @@
       </w:r>
       <w:r>
         <w:rPr>
+          <w:rFonts w:ascii="Aptos" w:hAnsi="Aptos" w:eastAsia="Aptos" w:cs="Aptos"/>
           <w:color w:val="000000"/>
           <w:sz w:val="24"/>
           <w:szCs w:val="24"/>
@@ -381,74 +439,63 @@
       </w:pPr>
       <w:r>
         <w:rPr>
-          <w:color w:val="000000"/>
-          <w:sz w:val="24"/>
-          <w:szCs w:val="24"/>
-        </w:rPr>
-        <w:t xml:space="preserve">This </w:t>
+          <w:rFonts w:ascii="Aptos" w:hAnsi="Aptos" w:eastAsia="Aptos" w:cs="Aptos"/>
+          <w:color w:val="000000"/>
+          <w:sz w:val="24"/>
+          <w:szCs w:val="24"/>
+        </w:rPr>
+        <w:t xml:space="preserve">This sore will be close to a spot on your leg where you </w:t>
+      </w:r>
+      <w:r>
+        <w:rPr>
+          <w:rFonts w:ascii="Aptos" w:hAnsi="Aptos" w:eastAsia="Aptos" w:cs="Aptos"/>
+          <w:color w:val="000000"/>
+          <w:sz w:val="24"/>
+          <w:szCs w:val="24"/>
+        </w:rPr>
+        <w:t xml:space="preserve">would </w:t>
+      </w:r>
+      <w:r>
+        <w:rPr>
+          <w:rFonts w:ascii="Aptos" w:hAnsi="Aptos" w:eastAsia="Aptos" w:cs="Aptos"/>
+          <w:color w:val="000000"/>
+          <w:sz w:val="24"/>
+          <w:szCs w:val="24"/>
+        </w:rPr>
+        <w:t>slide on the floor</w:t>
+      </w:r>
+      <w:r>
+        <w:rPr>
+          <w:rFonts w:ascii="Aptos" w:hAnsi="Aptos" w:eastAsia="Aptos" w:cs="Aptos"/>
+          <w:color w:val="000000"/>
+          <w:sz w:val="24"/>
+          <w:szCs w:val="24"/>
+        </w:rPr>
+        <w:t xml:space="preserve"> or </w:t>
       </w:r>
       <w:proofErr w:type="gramStart"/>
       <w:r>
         <w:rPr>
-          <w:color w:val="000000"/>
-          <w:sz w:val="24"/>
-          <w:szCs w:val="24"/>
-        </w:rPr>
-        <w:t>sore</w:t>
+          <w:rFonts w:ascii="Aptos" w:hAnsi="Aptos" w:eastAsia="Aptos" w:cs="Aptos"/>
+          <w:color w:val="000000"/>
+          <w:sz w:val="24"/>
+          <w:szCs w:val="24"/>
+        </w:rPr>
+        <w:t xml:space="preserve">make contact </w:t>
+      </w:r>
+      <w:r>
+        <w:rPr>
+          <w:rFonts w:ascii="Aptos" w:hAnsi="Aptos" w:eastAsia="Aptos" w:cs="Aptos"/>
+          <w:color w:val="000000"/>
+          <w:sz w:val="24"/>
+          <w:szCs w:val="24"/>
+        </w:rPr>
+        <w:t>with</w:t>
       </w:r>
       <w:proofErr w:type="gramEnd"/>
       <w:r>
         <w:rPr>
-          <w:color w:val="000000"/>
-          <w:sz w:val="24"/>
-          <w:szCs w:val="24"/>
-        </w:rPr>
-        <w:t xml:space="preserve"> will be close to a spot on your leg where you </w:t>
-      </w:r>
-      <w:r>
-        <w:rPr>
-          <w:color w:val="000000"/>
-          <w:sz w:val="24"/>
-          <w:szCs w:val="24"/>
-        </w:rPr>
-        <w:t xml:space="preserve">would </w:t>
-      </w:r>
-      <w:r>
-        <w:rPr>
-          <w:color w:val="000000"/>
-          <w:sz w:val="24"/>
-          <w:szCs w:val="24"/>
-        </w:rPr>
-        <w:t>slide on the floor</w:t>
-      </w:r>
-      <w:r>
-        <w:rPr>
-          <w:color w:val="000000"/>
-          <w:sz w:val="24"/>
-          <w:szCs w:val="24"/>
-        </w:rPr>
-        <w:t xml:space="preserve"> or </w:t>
-      </w:r>
-      <w:proofErr w:type="gramStart"/>
-      <w:r>
-        <w:rPr>
-          <w:color w:val="000000"/>
-          <w:sz w:val="24"/>
-          <w:szCs w:val="24"/>
-        </w:rPr>
-        <w:t xml:space="preserve">make contact </w:t>
-      </w:r>
-      <w:r>
-        <w:rPr>
-          <w:color w:val="000000"/>
-          <w:sz w:val="24"/>
-          <w:szCs w:val="24"/>
-        </w:rPr>
-        <w:t>with</w:t>
-      </w:r>
-      <w:proofErr w:type="gramEnd"/>
-      <w:r>
-        <w:rPr>
+          <w:rFonts w:ascii="Aptos" w:hAnsi="Aptos" w:eastAsia="Aptos" w:cs="Aptos"/>
           <w:color w:val="000000"/>
           <w:sz w:val="24"/>
           <w:szCs w:val="24"/>
@@ -457,6 +504,7 @@
       </w:r>
       <w:r>
         <w:rPr>
+          <w:rFonts w:ascii="Aptos" w:hAnsi="Aptos" w:eastAsia="Aptos" w:cs="Aptos"/>
           <w:color w:val="000000"/>
           <w:sz w:val="24"/>
           <w:szCs w:val="24"/>
@@ -465,6 +513,7 @@
       </w:r>
       <w:r>
         <w:rPr>
+          <w:rFonts w:ascii="Aptos" w:hAnsi="Aptos" w:eastAsia="Aptos" w:cs="Aptos"/>
           <w:color w:val="000000"/>
           <w:sz w:val="24"/>
           <w:szCs w:val="24"/>
@@ -473,6 +522,7 @@
       </w:r>
       <w:r>
         <w:rPr>
+          <w:rFonts w:ascii="Aptos" w:hAnsi="Aptos" w:eastAsia="Aptos" w:cs="Aptos"/>
           <w:color w:val="000000"/>
           <w:sz w:val="24"/>
           <w:szCs w:val="24"/>
@@ -481,6 +531,7 @@
       </w:r>
       <w:r>
         <w:rPr>
+          <w:rFonts w:ascii="Aptos" w:hAnsi="Aptos" w:eastAsia="Aptos" w:cs="Aptos"/>
           <w:color w:val="000000"/>
           <w:sz w:val="24"/>
           <w:szCs w:val="24"/>
@@ -489,6 +540,7 @@
       </w:r>
       <w:r>
         <w:rPr>
+          <w:rFonts w:ascii="Aptos" w:hAnsi="Aptos" w:eastAsia="Aptos" w:cs="Aptos"/>
           <w:color w:val="000000"/>
           <w:sz w:val="24"/>
           <w:szCs w:val="24"/>
@@ -497,6 +549,7 @@
       </w:r>
       <w:r>
         <w:rPr>
+          <w:rFonts w:ascii="Aptos" w:hAnsi="Aptos" w:eastAsia="Aptos" w:cs="Aptos"/>
           <w:color w:val="000000"/>
           <w:sz w:val="24"/>
           <w:szCs w:val="24"/>
@@ -505,6 +558,7 @@
       </w:r>
       <w:r>
         <w:rPr>
+          <w:rFonts w:ascii="Aptos" w:hAnsi="Aptos" w:eastAsia="Aptos" w:cs="Aptos"/>
           <w:color w:val="000000"/>
           <w:sz w:val="24"/>
           <w:szCs w:val="24"/>
@@ -513,6 +567,7 @@
       </w:r>
       <w:r>
         <w:rPr>
+          <w:rFonts w:ascii="Aptos" w:hAnsi="Aptos" w:eastAsia="Aptos" w:cs="Aptos"/>
           <w:color w:val="000000"/>
           <w:sz w:val="24"/>
           <w:szCs w:val="24"/>
@@ -521,6 +576,7 @@
       </w:r>
       <w:r>
         <w:rPr>
+          <w:rFonts w:ascii="Aptos" w:hAnsi="Aptos" w:eastAsia="Aptos" w:cs="Aptos"/>
           <w:color w:val="000000"/>
           <w:sz w:val="24"/>
           <w:szCs w:val="24"/>
@@ -529,6 +585,7 @@
       </w:r>
       <w:r>
         <w:rPr>
+          <w:rFonts w:ascii="Aptos" w:hAnsi="Aptos" w:eastAsia="Aptos" w:cs="Aptos"/>
           <w:color w:val="000000"/>
           <w:sz w:val="24"/>
           <w:szCs w:val="24"/>
@@ -537,6 +594,7 @@
       </w:r>
       <w:r>
         <w:rPr>
+          <w:rFonts w:ascii="Aptos" w:hAnsi="Aptos" w:eastAsia="Aptos" w:cs="Aptos"/>
           <w:color w:val="000000"/>
           <w:sz w:val="24"/>
           <w:szCs w:val="24"/>
@@ -545,6 +603,7 @@
       </w:r>
       <w:r>
         <w:rPr>
+          <w:rFonts w:ascii="Aptos" w:hAnsi="Aptos" w:eastAsia="Aptos" w:cs="Aptos"/>
           <w:color w:val="000000"/>
           <w:sz w:val="24"/>
           <w:szCs w:val="24"/>
@@ -553,6 +612,7 @@
       </w:r>
       <w:r>
         <w:rPr>
+          <w:rFonts w:ascii="Aptos" w:hAnsi="Aptos" w:eastAsia="Aptos" w:cs="Aptos"/>
           <w:color w:val="000000"/>
           <w:sz w:val="24"/>
           <w:szCs w:val="24"/>
@@ -561,6 +621,7 @@
       </w:r>
       <w:r>
         <w:rPr>
+          <w:rFonts w:ascii="Aptos" w:hAnsi="Aptos" w:eastAsia="Aptos" w:cs="Aptos"/>
           <w:color w:val="000000"/>
           <w:sz w:val="24"/>
           <w:szCs w:val="24"/>
@@ -569,6 +630,7 @@
       </w:r>
       <w:r>
         <w:rPr>
+          <w:rFonts w:ascii="Aptos" w:hAnsi="Aptos" w:eastAsia="Aptos" w:cs="Aptos"/>
           <w:color w:val="000000"/>
           <w:sz w:val="24"/>
           <w:szCs w:val="24"/>
@@ -577,6 +639,7 @@
       </w:r>
       <w:r>
         <w:rPr>
+          <w:rFonts w:ascii="Aptos" w:hAnsi="Aptos" w:eastAsia="Aptos" w:cs="Aptos"/>
           <w:color w:val="000000"/>
           <w:sz w:val="24"/>
           <w:szCs w:val="24"/>
@@ -585,6 +648,7 @@
       </w:r>
       <w:r>
         <w:rPr>
+          <w:rFonts w:ascii="Aptos" w:hAnsi="Aptos" w:eastAsia="Aptos" w:cs="Aptos"/>
           <w:color w:val="000000"/>
           <w:sz w:val="24"/>
           <w:szCs w:val="24"/>
@@ -593,6 +657,7 @@
       </w:r>
       <w:r>
         <w:rPr>
+          <w:rFonts w:ascii="Aptos" w:hAnsi="Aptos" w:eastAsia="Aptos" w:cs="Aptos"/>
           <w:color w:val="000000"/>
           <w:sz w:val="24"/>
           <w:szCs w:val="24"/>
@@ -612,6 +677,7 @@
       </w:pPr>
       <w:r>
         <w:rPr>
+          <w:rFonts w:ascii="Aptos" w:hAnsi="Aptos" w:eastAsia="Aptos" w:cs="Aptos"/>
           <w:b/>
           <w:bCs/>
           <w:color w:val="000000"/>
@@ -622,6 +688,7 @@
       </w:r>
       <w:r>
         <w:rPr>
+          <w:rFonts w:ascii="Aptos" w:hAnsi="Aptos" w:eastAsia="Aptos" w:cs="Aptos"/>
           <w:color w:val="000000"/>
           <w:sz w:val="24"/>
           <w:szCs w:val="24"/>
@@ -641,6 +708,7 @@
       </w:pPr>
       <w:r>
         <w:rPr>
+          <w:rFonts w:ascii="Aptos" w:hAnsi="Aptos" w:eastAsia="Aptos" w:cs="Aptos"/>
           <w:color w:val="000000"/>
           <w:sz w:val="24"/>
           <w:szCs w:val="24"/>
@@ -660,6 +728,7 @@
       </w:pPr>
       <w:r>
         <w:rPr>
+          <w:rFonts w:ascii="Aptos" w:hAnsi="Aptos" w:eastAsia="Aptos" w:cs="Aptos"/>
           <w:color w:val="000000"/>
           <w:sz w:val="24"/>
           <w:szCs w:val="24"/>
@@ -669,6 +738,7 @@
       </w:r>
       <w:r>
         <w:rPr>
+          <w:rFonts w:ascii="Aptos" w:hAnsi="Aptos" w:eastAsia="Aptos" w:cs="Aptos"/>
           <w:color w:val="000000"/>
           <w:sz w:val="24"/>
           <w:szCs w:val="24"/>
@@ -677,6 +747,7 @@
       </w:r>
       <w:r>
         <w:rPr>
+          <w:rFonts w:ascii="Aptos" w:hAnsi="Aptos" w:eastAsia="Aptos" w:cs="Aptos"/>
           <w:color w:val="000000"/>
           <w:sz w:val="24"/>
           <w:szCs w:val="24"/>
@@ -685,6 +756,7 @@
       </w:r>
       <w:r>
         <w:rPr>
+          <w:rFonts w:ascii="Aptos" w:hAnsi="Aptos" w:eastAsia="Aptos" w:cs="Aptos"/>
           <w:color w:val="000000"/>
           <w:sz w:val="24"/>
           <w:szCs w:val="24"/>
@@ -693,6 +765,7 @@
       </w:r>
       <w:r>
         <w:rPr>
+          <w:rFonts w:ascii="Aptos" w:hAnsi="Aptos" w:eastAsia="Aptos" w:cs="Aptos"/>
           <w:color w:val="000000"/>
           <w:sz w:val="24"/>
           <w:szCs w:val="24"/>
@@ -701,6 +774,7 @@
       </w:r>
       <w:r>
         <w:rPr>
+          <w:rFonts w:ascii="Aptos" w:hAnsi="Aptos" w:eastAsia="Aptos" w:cs="Aptos"/>
           <w:color w:val="000000"/>
           <w:sz w:val="24"/>
           <w:szCs w:val="24"/>
@@ -709,6 +783,7 @@
       </w:r>
       <w:r>
         <w:rPr>
+          <w:rFonts w:ascii="Aptos" w:hAnsi="Aptos" w:eastAsia="Aptos" w:cs="Aptos"/>
           <w:color w:val="000000"/>
           <w:sz w:val="24"/>
           <w:szCs w:val="24"/>
@@ -717,6 +792,7 @@
       </w:r>
       <w:r>
         <w:rPr>
+          <w:rFonts w:ascii="Aptos" w:hAnsi="Aptos" w:eastAsia="Aptos" w:cs="Aptos"/>
           <w:color w:val="000000"/>
           <w:sz w:val="24"/>
           <w:szCs w:val="24"/>
@@ -725,6 +801,7 @@
       </w:r>
       <w:r>
         <w:rPr>
+          <w:rFonts w:ascii="Aptos" w:hAnsi="Aptos" w:eastAsia="Aptos" w:cs="Aptos"/>
           <w:color w:val="000000"/>
           <w:sz w:val="24"/>
           <w:szCs w:val="24"/>
@@ -734,6 +811,7 @@
       <w:proofErr w:type="gramStart"/>
       <w:r>
         <w:rPr>
+          <w:rFonts w:ascii="Aptos" w:hAnsi="Aptos" w:eastAsia="Aptos" w:cs="Aptos"/>
           <w:color w:val="000000"/>
           <w:sz w:val="24"/>
           <w:szCs w:val="24"/>
@@ -743,6 +821,7 @@
       <w:proofErr w:type="gramEnd"/>
       <w:r>
         <w:rPr>
+          <w:rFonts w:ascii="Aptos" w:hAnsi="Aptos" w:eastAsia="Aptos" w:cs="Aptos"/>
           <w:color w:val="000000"/>
           <w:sz w:val="24"/>
           <w:szCs w:val="24"/>
@@ -751,6 +830,7 @@
       </w:r>
       <w:r>
         <w:rPr>
+          <w:rFonts w:ascii="Aptos" w:hAnsi="Aptos" w:eastAsia="Aptos" w:cs="Aptos"/>
           <w:color w:val="000000"/>
           <w:sz w:val="24"/>
           <w:szCs w:val="24"/>
@@ -759,6 +839,7 @@
       </w:r>
       <w:r>
         <w:rPr>
+          <w:rFonts w:ascii="Aptos" w:hAnsi="Aptos" w:eastAsia="Aptos" w:cs="Aptos"/>
           <w:color w:val="000000"/>
           <w:sz w:val="24"/>
           <w:szCs w:val="24"/>
@@ -767,6 +848,7 @@
       </w:r>
       <w:r>
         <w:rPr>
+          <w:rFonts w:ascii="Aptos" w:hAnsi="Aptos" w:eastAsia="Aptos" w:cs="Aptos"/>
           <w:color w:val="000000"/>
           <w:sz w:val="24"/>
           <w:szCs w:val="24"/>
@@ -775,6 +857,7 @@
       </w:r>
       <w:r>
         <w:rPr>
+          <w:rFonts w:ascii="Aptos" w:hAnsi="Aptos" w:eastAsia="Aptos" w:cs="Aptos"/>
           <w:color w:val="000000"/>
           <w:sz w:val="24"/>
           <w:szCs w:val="24"/>
@@ -783,6 +866,7 @@
       </w:r>
       <w:r>
         <w:rPr>
+          <w:rFonts w:ascii="Aptos" w:hAnsi="Aptos" w:eastAsia="Aptos" w:cs="Aptos"/>
           <w:color w:val="000000"/>
           <w:sz w:val="24"/>
           <w:szCs w:val="24"/>
@@ -791,6 +875,7 @@
       </w:r>
       <w:r>
         <w:rPr>
+          <w:rFonts w:ascii="Aptos" w:hAnsi="Aptos" w:eastAsia="Aptos" w:cs="Aptos"/>
           <w:color w:val="000000"/>
           <w:sz w:val="24"/>
           <w:szCs w:val="24"/>
@@ -799,6 +884,7 @@
       </w:r>
       <w:r>
         <w:rPr>
+          <w:rFonts w:ascii="Aptos" w:hAnsi="Aptos" w:eastAsia="Aptos" w:cs="Aptos"/>
           <w:color w:val="000000"/>
           <w:sz w:val="24"/>
           <w:szCs w:val="24"/>
@@ -807,6 +893,7 @@
       </w:r>
       <w:r>
         <w:rPr>
+          <w:rFonts w:ascii="Aptos" w:hAnsi="Aptos" w:eastAsia="Aptos" w:cs="Aptos"/>
           <w:color w:val="000000"/>
           <w:sz w:val="24"/>
           <w:szCs w:val="24"/>
@@ -815,6 +902,7 @@
       </w:r>
       <w:r>
         <w:rPr>
+          <w:rFonts w:ascii="Aptos" w:hAnsi="Aptos" w:eastAsia="Aptos" w:cs="Aptos"/>
           <w:color w:val="000000"/>
           <w:sz w:val="24"/>
           <w:szCs w:val="24"/>
@@ -823,6 +911,7 @@
       </w:r>
       <w:r>
         <w:rPr>
+          <w:rFonts w:ascii="Aptos" w:hAnsi="Aptos" w:eastAsia="Aptos" w:cs="Aptos"/>
           <w:color w:val="000000"/>
           <w:sz w:val="24"/>
           <w:szCs w:val="24"/>
@@ -831,6 +920,7 @@
       </w:r>
       <w:r>
         <w:rPr>
+          <w:rFonts w:ascii="Aptos" w:hAnsi="Aptos" w:eastAsia="Aptos" w:cs="Aptos"/>
           <w:color w:val="000000"/>
           <w:sz w:val="24"/>
           <w:szCs w:val="24"/>
@@ -839,6 +929,7 @@
       </w:r>
       <w:r>
         <w:rPr>
+          <w:rFonts w:ascii="Aptos" w:hAnsi="Aptos" w:eastAsia="Aptos" w:cs="Aptos"/>
           <w:color w:val="000000"/>
           <w:sz w:val="24"/>
           <w:szCs w:val="24"/>
@@ -847,7 +938,7 @@
       </w:r>
     </w:p>
     <w:sectPr>
-      <w:footerReference w:type="default" r:id="rId7"/>
+      <w:footerReference w:type="default" r:id="rId11"/>
       <w:pgSz w:w="12240" w:h="15840"/>
       <w:pgMar w:top="1440" w:right="1440" w:bottom="1440" w:left="1440" w:header="706" w:footer="706" w:gutter="0"/>
       <w:cols w:space="720"/>
@@ -858,7 +949,7 @@
 </file>
 
 <file path=word/endnotes.xml><?xml version="1.0" encoding="utf-8"?>
-<w:endnotes xmlns:wpc="http://schemas.microsoft.com/office/word/2010/wordprocessingCanvas" xmlns:cx="http://schemas.microsoft.com/office/drawing/2014/chartex" xmlns:cx1="http://schemas.microsoft.com/office/drawing/2015/9/8/chartex" xmlns:cx2="http://schemas.microsoft.com/office/drawing/2015/10/21/chartex" xmlns:cx3="http://schemas.microsoft.com/office/drawing/2016/5/9/chartex" xmlns:cx4="http://schemas.microsoft.com/office/drawing/2016/5/10/chartex" xmlns:cx5="http://schemas.microsoft.com/office/drawing/2016/5/11/chartex" xmlns:cx6="http://schemas.microsoft.com/office/drawing/2016/5/12/chartex" xmlns:cx7="http://schemas.microsoft.com/office/drawing/2016/5/13/chartex" xmlns:cx8="http://schemas.microsoft.com/office/drawing/2016/5/14/chartex" xmlns:mc="http://schemas.openxmlformats.org/markup-compatibility/2006" xmlns:aink="http://schemas.microsoft.com/office/drawing/2016/ink" xmlns:am3d="http://schemas.microsoft.com/office/drawing/2017/model3d" xmlns:o="urn:schemas-microsoft-com:office:office" xmlns:oel="http://schemas.microsoft.com/office/2019/extlst" xmlns:r="http://schemas.openxmlformats.org/officeDocument/2006/relationships" xmlns:m="http://schemas.openxmlformats.org/officeDocument/2006/math" xmlns:v="urn:schemas-microsoft-com:vml" xmlns:wp14="http://schemas.microsoft.com/office/word/2010/wordprocessingDrawing" xmlns:wp="http://schemas.openxmlformats.org/drawingml/2006/wordprocessingDrawing" xmlns:w10="urn:schemas-microsoft-com:office:word" xmlns:w="http://schemas.openxmlformats.org/wordprocessingml/2006/main" xmlns:w14="http://schemas.microsoft.com/office/word/2010/wordml" xmlns:w15="http://schemas.microsoft.com/office/word/2012/wordml" xmlns:w16cex="http://schemas.microsoft.com/office/word/2018/wordml/cex" xmlns:w16cid="http://schemas.microsoft.com/office/word/2016/wordml/cid" xmlns:w16="http://schemas.microsoft.com/office/word/2018/wordml" xmlns:w16du="http://schemas.microsoft.com/office/word/2023/wordml/word16du" xmlns:w16sdtdh="http://schemas.microsoft.com/office/word/2020/wordml/sdtdatahash" xmlns:w16sdtfl="http://schemas.microsoft.com/office/word/2024/wordml/sdtformatlock" xmlns:w16se="http://schemas.microsoft.com/office/word/2015/wordml/symex" xmlns:wpg="http://schemas.microsoft.com/office/word/2010/wordprocessingGroup" xmlns:wpi="http://schemas.microsoft.com/office/word/2010/wordprocessingInk" xmlns:wne="http://schemas.microsoft.com/office/word/2006/wordml" xmlns:wps="http://schemas.microsoft.com/office/word/2010/wordprocessingShape" mc:Ignorable="w14 w15 w16se w16cid w16 w16cex w16sdtdh w16sdtfl w16du wp14">
+<w:endnotes xmlns:wpc="http://schemas.microsoft.com/office/word/2010/wordprocessingCanvas" xmlns:cx="http://schemas.microsoft.com/office/drawing/2014/chartex" xmlns:cx1="http://schemas.microsoft.com/office/drawing/2015/9/8/chartex" xmlns:cx2="http://schemas.microsoft.com/office/drawing/2015/10/21/chartex" xmlns:cx3="http://schemas.microsoft.com/office/drawing/2016/5/9/chartex" xmlns:cx4="http://schemas.microsoft.com/office/drawing/2016/5/10/chartex" xmlns:cx5="http://schemas.microsoft.com/office/drawing/2016/5/11/chartex" xmlns:cx6="http://schemas.microsoft.com/office/drawing/2016/5/12/chartex" xmlns:cx7="http://schemas.microsoft.com/office/drawing/2016/5/13/chartex" xmlns:cx8="http://schemas.microsoft.com/office/drawing/2016/5/14/chartex" xmlns:mc="http://schemas.openxmlformats.org/markup-compatibility/2006" xmlns:aink="http://schemas.microsoft.com/office/drawing/2016/ink" xmlns:am3d="http://schemas.microsoft.com/office/drawing/2017/model3d" xmlns:o="urn:schemas-microsoft-com:office:office" xmlns:oel="http://schemas.microsoft.com/office/2019/extlst" xmlns:r="http://schemas.openxmlformats.org/officeDocument/2006/relationships" xmlns:m="http://schemas.openxmlformats.org/officeDocument/2006/math" xmlns:v="urn:schemas-microsoft-com:vml" xmlns:wp14="http://schemas.microsoft.com/office/word/2010/wordprocessingDrawing" xmlns:wp="http://schemas.openxmlformats.org/drawingml/2006/wordprocessingDrawing" xmlns:w10="urn:schemas-microsoft-com:office:word" xmlns:w="http://schemas.openxmlformats.org/wordprocessingml/2006/main" xmlns:w14="http://schemas.microsoft.com/office/word/2010/wordml" xmlns:w15="http://schemas.microsoft.com/office/word/2012/wordml" xmlns:w16cei="http://schemas.microsoft.com/office/word/2026/wordml/cei" xmlns:w16cex="http://schemas.microsoft.com/office/word/2018/wordml/cex" xmlns:w16cid="http://schemas.microsoft.com/office/word/2016/wordml/cid" xmlns:w16="http://schemas.microsoft.com/office/word/2018/wordml" xmlns:w16du="http://schemas.microsoft.com/office/word/2023/wordml/word16du" xmlns:w16sdtdh="http://schemas.microsoft.com/office/word/2020/wordml/sdtdatahash" xmlns:w16sdtfl="http://schemas.microsoft.com/office/word/2024/wordml/sdtformatlock" xmlns:w16se="http://schemas.microsoft.com/office/word/2015/wordml/symex" xmlns:wpg="http://schemas.microsoft.com/office/word/2010/wordprocessingGroup" xmlns:wpi="http://schemas.microsoft.com/office/word/2010/wordprocessingInk" xmlns:wne="http://schemas.microsoft.com/office/word/2006/wordml" xmlns:wps="http://schemas.microsoft.com/office/word/2010/wordprocessingShape" mc:Ignorable="w14 w15 w16se w16cid w16 w16cex w16sdtdh w16sdtfl w16du wp14">
   <w:endnote w:type="separator" w:id="-1">
     <w:p>
       <w:pPr>
@@ -883,19 +974,22 @@
 </file>
 
 <file path=word/footer1.xml><?xml version="1.0" encoding="utf-8"?>
-<w:ftr xmlns:wpc="http://schemas.microsoft.com/office/word/2010/wordprocessingCanvas" xmlns:cx="http://schemas.microsoft.com/office/drawing/2014/chartex" xmlns:cx1="http://schemas.microsoft.com/office/drawing/2015/9/8/chartex" xmlns:cx2="http://schemas.microsoft.com/office/drawing/2015/10/21/chartex" xmlns:cx3="http://schemas.microsoft.com/office/drawing/2016/5/9/chartex" xmlns:cx4="http://schemas.microsoft.com/office/drawing/2016/5/10/chartex" xmlns:cx5="http://schemas.microsoft.com/office/drawing/2016/5/11/chartex" xmlns:cx6="http://schemas.microsoft.com/office/drawing/2016/5/12/chartex" xmlns:cx7="http://schemas.microsoft.com/office/drawing/2016/5/13/chartex" xmlns:cx8="http://schemas.microsoft.com/office/drawing/2016/5/14/chartex" xmlns:mc="http://schemas.openxmlformats.org/markup-compatibility/2006" xmlns:aink="http://schemas.microsoft.com/office/drawing/2016/ink" xmlns:am3d="http://schemas.microsoft.com/office/drawing/2017/model3d" xmlns:o="urn:schemas-microsoft-com:office:office" xmlns:oel="http://schemas.microsoft.com/office/2019/extlst" xmlns:r="http://schemas.openxmlformats.org/officeDocument/2006/relationships" xmlns:m="http://schemas.openxmlformats.org/officeDocument/2006/math" xmlns:v="urn:schemas-microsoft-com:vml" xmlns:wp14="http://schemas.microsoft.com/office/word/2010/wordprocessingDrawing" xmlns:wp="http://schemas.openxmlformats.org/drawingml/2006/wordprocessingDrawing" xmlns:w10="urn:schemas-microsoft-com:office:word" xmlns:w="http://schemas.openxmlformats.org/wordprocessingml/2006/main" xmlns:w14="http://schemas.microsoft.com/office/word/2010/wordml" xmlns:w15="http://schemas.microsoft.com/office/word/2012/wordml" xmlns:w16cex="http://schemas.microsoft.com/office/word/2018/wordml/cex" xmlns:w16cid="http://schemas.microsoft.com/office/word/2016/wordml/cid" xmlns:w16="http://schemas.microsoft.com/office/word/2018/wordml" xmlns:w16du="http://schemas.microsoft.com/office/word/2023/wordml/word16du" xmlns:w16sdtdh="http://schemas.microsoft.com/office/word/2020/wordml/sdtdatahash" xmlns:w16sdtfl="http://schemas.microsoft.com/office/word/2024/wordml/sdtformatlock" xmlns:w16se="http://schemas.microsoft.com/office/word/2015/wordml/symex" xmlns:wpg="http://schemas.microsoft.com/office/word/2010/wordprocessingGroup" xmlns:wpi="http://schemas.microsoft.com/office/word/2010/wordprocessingInk" xmlns:wne="http://schemas.microsoft.com/office/word/2006/wordml" xmlns:wps="http://schemas.microsoft.com/office/word/2010/wordprocessingShape" mc:Ignorable="w14 w15 w16se w16cid w16 w16cex w16sdtdh w16sdtfl w16du wp14">
+<w:ftr xmlns:m="http://schemas.openxmlformats.org/officeDocument/2006/math" xmlns:mc="http://schemas.openxmlformats.org/markup-compatibility/2006" xmlns:mo="http://schemas.microsoft.com/office/mac/office/2008/main" xmlns:mv="urn:schemas-microsoft-com:mac:vml" xmlns:o="urn:schemas-microsoft-com:office:office" xmlns:r="http://schemas.openxmlformats.org/officeDocument/2006/relationships" xmlns:v="urn:schemas-microsoft-com:vml" xmlns:w10="urn:schemas-microsoft-com:office:word" xmlns:w14="http://schemas.microsoft.com/office/word/2010/wordml" xmlns:w="http://schemas.openxmlformats.org/wordprocessingml/2006/main" xmlns:wne="http://schemas.microsoft.com/office/word/2006/wordml" xmlns:wp14="http://schemas.microsoft.com/office/word/2010/wordprocessingDrawing" xmlns:wp="http://schemas.openxmlformats.org/drawingml/2006/wordprocessingDrawing" xmlns:wpc="http://schemas.microsoft.com/office/word/2010/wordprocessingCanvas" xmlns:wpg="http://schemas.microsoft.com/office/word/2010/wordprocessingGroup" xmlns:wpi="http://schemas.microsoft.com/office/word/2010/wordprocessingInk" xmlns:wps="http://schemas.microsoft.com/office/word/2010/wordprocessingShape" mc:Ignorable="w14 wp14">
   <w:p>
     <w:pPr>
-      <w:spacing w:after="0" w:line="240" w:lineRule="auto"/>
+      <w:spacing w:line="240" w:lineRule="auto" w:before="0" w:after="0"/>
+      <w:jc w:val="left"/>
     </w:pPr>
     <w:r>
       <w:rPr>
+        <w:rFonts w:ascii="Aptos" w:hAnsi="Aptos" w:eastAsia="Aptos" w:cs="Aptos"/>
         <w:sz w:val="18"/>
       </w:rPr>
       <w:t xml:space="preserve">From J.M. Larson and H.L. Stedge, </w:t>
     </w:r>
     <w:r>
       <w:rPr>
+        <w:rFonts w:ascii="Aptos" w:hAnsi="Aptos" w:eastAsia="Aptos" w:cs="Aptos"/>
         <w:i/>
         <w:sz w:val="18"/>
       </w:rPr>
@@ -903,6 +997,7 @@
     </w:r>
     <w:r>
       <w:rPr>
+        <w:rFonts w:ascii="Aptos" w:hAnsi="Aptos" w:eastAsia="Aptos" w:cs="Aptos"/>
         <w:sz w:val="18"/>
       </w:rPr>
       <w:t xml:space="preserve"> (Human Kinetics, 2027).</w:t>
@@ -912,7 +1007,7 @@
 </file>
 
 <file path=word/footnotes.xml><?xml version="1.0" encoding="utf-8"?>
-<w:footnotes xmlns:wpc="http://schemas.microsoft.com/office/word/2010/wordprocessingCanvas" xmlns:cx="http://schemas.microsoft.com/office/drawing/2014/chartex" xmlns:cx1="http://schemas.microsoft.com/office/drawing/2015/9/8/chartex" xmlns:cx2="http://schemas.microsoft.com/office/drawing/2015/10/21/chartex" xmlns:cx3="http://schemas.microsoft.com/office/drawing/2016/5/9/chartex" xmlns:cx4="http://schemas.microsoft.com/office/drawing/2016/5/10/chartex" xmlns:cx5="http://schemas.microsoft.com/office/drawing/2016/5/11/chartex" xmlns:cx6="http://schemas.microsoft.com/office/drawing/2016/5/12/chartex" xmlns:cx7="http://schemas.microsoft.com/office/drawing/2016/5/13/chartex" xmlns:cx8="http://schemas.microsoft.com/office/drawing/2016/5/14/chartex" xmlns:mc="http://schemas.openxmlformats.org/markup-compatibility/2006" xmlns:aink="http://schemas.microsoft.com/office/drawing/2016/ink" xmlns:am3d="http://schemas.microsoft.com/office/drawing/2017/model3d" xmlns:o="urn:schemas-microsoft-com:office:office" xmlns:oel="http://schemas.microsoft.com/office/2019/extlst" xmlns:r="http://schemas.openxmlformats.org/officeDocument/2006/relationships" xmlns:m="http://schemas.openxmlformats.org/officeDocument/2006/math" xmlns:v="urn:schemas-microsoft-com:vml" xmlns:wp14="http://schemas.microsoft.com/office/word/2010/wordprocessingDrawing" xmlns:wp="http://schemas.openxmlformats.org/drawingml/2006/wordprocessingDrawing" xmlns:w10="urn:schemas-microsoft-com:office:word" xmlns:w="http://schemas.openxmlformats.org/wordprocessingml/2006/main" xmlns:w14="http://schemas.microsoft.com/office/word/2010/wordml" xmlns:w15="http://schemas.microsoft.com/office/word/2012/wordml" xmlns:w16cex="http://schemas.microsoft.com/office/word/2018/wordml/cex" xmlns:w16cid="http://schemas.microsoft.com/office/word/2016/wordml/cid" xmlns:w16="http://schemas.microsoft.com/office/word/2018/wordml" xmlns:w16du="http://schemas.microsoft.com/office/word/2023/wordml/word16du" xmlns:w16sdtdh="http://schemas.microsoft.com/office/word/2020/wordml/sdtdatahash" xmlns:w16sdtfl="http://schemas.microsoft.com/office/word/2024/wordml/sdtformatlock" xmlns:w16se="http://schemas.microsoft.com/office/word/2015/wordml/symex" xmlns:wpg="http://schemas.microsoft.com/office/word/2010/wordprocessingGroup" xmlns:wpi="http://schemas.microsoft.com/office/word/2010/wordprocessingInk" xmlns:wne="http://schemas.microsoft.com/office/word/2006/wordml" xmlns:wps="http://schemas.microsoft.com/office/word/2010/wordprocessingShape" mc:Ignorable="w14 w15 w16se w16cid w16 w16cex w16sdtdh w16sdtfl w16du wp14">
+<w:footnotes xmlns:wpc="http://schemas.microsoft.com/office/word/2010/wordprocessingCanvas" xmlns:cx="http://schemas.microsoft.com/office/drawing/2014/chartex" xmlns:cx1="http://schemas.microsoft.com/office/drawing/2015/9/8/chartex" xmlns:cx2="http://schemas.microsoft.com/office/drawing/2015/10/21/chartex" xmlns:cx3="http://schemas.microsoft.com/office/drawing/2016/5/9/chartex" xmlns:cx4="http://schemas.microsoft.com/office/drawing/2016/5/10/chartex" xmlns:cx5="http://schemas.microsoft.com/office/drawing/2016/5/11/chartex" xmlns:cx6="http://schemas.microsoft.com/office/drawing/2016/5/12/chartex" xmlns:cx7="http://schemas.microsoft.com/office/drawing/2016/5/13/chartex" xmlns:cx8="http://schemas.microsoft.com/office/drawing/2016/5/14/chartex" xmlns:mc="http://schemas.openxmlformats.org/markup-compatibility/2006" xmlns:aink="http://schemas.microsoft.com/office/drawing/2016/ink" xmlns:am3d="http://schemas.microsoft.com/office/drawing/2017/model3d" xmlns:o="urn:schemas-microsoft-com:office:office" xmlns:oel="http://schemas.microsoft.com/office/2019/extlst" xmlns:r="http://schemas.openxmlformats.org/officeDocument/2006/relationships" xmlns:m="http://schemas.openxmlformats.org/officeDocument/2006/math" xmlns:v="urn:schemas-microsoft-com:vml" xmlns:wp14="http://schemas.microsoft.com/office/word/2010/wordprocessingDrawing" xmlns:wp="http://schemas.openxmlformats.org/drawingml/2006/wordprocessingDrawing" xmlns:w10="urn:schemas-microsoft-com:office:word" xmlns:w="http://schemas.openxmlformats.org/wordprocessingml/2006/main" xmlns:w14="http://schemas.microsoft.com/office/word/2010/wordml" xmlns:w15="http://schemas.microsoft.com/office/word/2012/wordml" xmlns:w16cei="http://schemas.microsoft.com/office/word/2026/wordml/cei" xmlns:w16cex="http://schemas.microsoft.com/office/word/2018/wordml/cex" xmlns:w16cid="http://schemas.microsoft.com/office/word/2016/wordml/cid" xmlns:w16="http://schemas.microsoft.com/office/word/2018/wordml" xmlns:w16du="http://schemas.microsoft.com/office/word/2023/wordml/word16du" xmlns:w16sdtdh="http://schemas.microsoft.com/office/word/2020/wordml/sdtdatahash" xmlns:w16sdtfl="http://schemas.microsoft.com/office/word/2024/wordml/sdtformatlock" xmlns:w16se="http://schemas.microsoft.com/office/word/2015/wordml/symex" xmlns:wpg="http://schemas.microsoft.com/office/word/2010/wordprocessingGroup" xmlns:wpi="http://schemas.microsoft.com/office/word/2010/wordprocessingInk" xmlns:wne="http://schemas.microsoft.com/office/word/2006/wordml" xmlns:wps="http://schemas.microsoft.com/office/word/2010/wordprocessingShape" mc:Ignorable="w14 w15 w16se w16cid w16 w16cex w16sdtdh w16sdtfl w16du wp14">
   <w:footnote w:type="separator" w:id="-1">
     <w:p>
       <w:pPr>
@@ -937,7 +1032,7 @@
 </file>
 
 <file path=word/numbering.xml><?xml version="1.0" encoding="utf-8"?>
-<w:numbering xmlns:wpc="http://schemas.microsoft.com/office/word/2010/wordprocessingCanvas" xmlns:cx="http://schemas.microsoft.com/office/drawing/2014/chartex" xmlns:cx1="http://schemas.microsoft.com/office/drawing/2015/9/8/chartex" xmlns:cx2="http://schemas.microsoft.com/office/drawing/2015/10/21/chartex" xmlns:cx3="http://schemas.microsoft.com/office/drawing/2016/5/9/chartex" xmlns:cx4="http://schemas.microsoft.com/office/drawing/2016/5/10/chartex" xmlns:cx5="http://schemas.microsoft.com/office/drawing/2016/5/11/chartex" xmlns:cx6="http://schemas.microsoft.com/office/drawing/2016/5/12/chartex" xmlns:cx7="http://schemas.microsoft.com/office/drawing/2016/5/13/chartex" xmlns:cx8="http://schemas.microsoft.com/office/drawing/2016/5/14/chartex" xmlns:mc="http://schemas.openxmlformats.org/markup-compatibility/2006" xmlns:aink="http://schemas.microsoft.com/office/drawing/2016/ink" xmlns:am3d="http://schemas.microsoft.com/office/drawing/2017/model3d" xmlns:o="urn:schemas-microsoft-com:office:office" xmlns:oel="http://schemas.microsoft.com/office/2019/extlst" xmlns:r="http://schemas.openxmlformats.org/officeDocument/2006/relationships" xmlns:m="http://schemas.openxmlformats.org/officeDocument/2006/math" xmlns:v="urn:schemas-microsoft-com:vml" xmlns:wp14="http://schemas.microsoft.com/office/word/2010/wordprocessingDrawing" xmlns:wp="http://schemas.openxmlformats.org/drawingml/2006/wordprocessingDrawing" xmlns:w10="urn:schemas-microsoft-com:office:word" xmlns:w="http://schemas.openxmlformats.org/wordprocessingml/2006/main" xmlns:w14="http://schemas.microsoft.com/office/word/2010/wordml" xmlns:w15="http://schemas.microsoft.com/office/word/2012/wordml" xmlns:w16cex="http://schemas.microsoft.com/office/word/2018/wordml/cex" xmlns:w16cid="http://schemas.microsoft.com/office/word/2016/wordml/cid" xmlns:w16="http://schemas.microsoft.com/office/word/2018/wordml" xmlns:w16du="http://schemas.microsoft.com/office/word/2023/wordml/word16du" xmlns:w16sdtdh="http://schemas.microsoft.com/office/word/2020/wordml/sdtdatahash" xmlns:w16sdtfl="http://schemas.microsoft.com/office/word/2024/wordml/sdtformatlock" xmlns:w16se="http://schemas.microsoft.com/office/word/2015/wordml/symex" xmlns:wpg="http://schemas.microsoft.com/office/word/2010/wordprocessingGroup" xmlns:wpi="http://schemas.microsoft.com/office/word/2010/wordprocessingInk" xmlns:wne="http://schemas.microsoft.com/office/word/2006/wordml" xmlns:wps="http://schemas.microsoft.com/office/word/2010/wordprocessingShape" mc:Ignorable="w14 w15 w16se w16cid w16 w16cex w16sdtdh w16sdtfl w16du wp14">
+<w:numbering xmlns:wpc="http://schemas.microsoft.com/office/word/2010/wordprocessingCanvas" xmlns:cx="http://schemas.microsoft.com/office/drawing/2014/chartex" xmlns:cx1="http://schemas.microsoft.com/office/drawing/2015/9/8/chartex" xmlns:cx2="http://schemas.microsoft.com/office/drawing/2015/10/21/chartex" xmlns:cx3="http://schemas.microsoft.com/office/drawing/2016/5/9/chartex" xmlns:cx4="http://schemas.microsoft.com/office/drawing/2016/5/10/chartex" xmlns:cx5="http://schemas.microsoft.com/office/drawing/2016/5/11/chartex" xmlns:cx6="http://schemas.microsoft.com/office/drawing/2016/5/12/chartex" xmlns:cx7="http://schemas.microsoft.com/office/drawing/2016/5/13/chartex" xmlns:cx8="http://schemas.microsoft.com/office/drawing/2016/5/14/chartex" xmlns:mc="http://schemas.openxmlformats.org/markup-compatibility/2006" xmlns:aink="http://schemas.microsoft.com/office/drawing/2016/ink" xmlns:am3d="http://schemas.microsoft.com/office/drawing/2017/model3d" xmlns:o="urn:schemas-microsoft-com:office:office" xmlns:oel="http://schemas.microsoft.com/office/2019/extlst" xmlns:r="http://schemas.openxmlformats.org/officeDocument/2006/relationships" xmlns:m="http://schemas.openxmlformats.org/officeDocument/2006/math" xmlns:v="urn:schemas-microsoft-com:vml" xmlns:wp14="http://schemas.microsoft.com/office/word/2010/wordprocessingDrawing" xmlns:wp="http://schemas.openxmlformats.org/drawingml/2006/wordprocessingDrawing" xmlns:w10="urn:schemas-microsoft-com:office:word" xmlns:w="http://schemas.openxmlformats.org/wordprocessingml/2006/main" xmlns:w14="http://schemas.microsoft.com/office/word/2010/wordml" xmlns:w15="http://schemas.microsoft.com/office/word/2012/wordml" xmlns:w16cei="http://schemas.microsoft.com/office/word/2026/wordml/cei" xmlns:w16cex="http://schemas.microsoft.com/office/word/2018/wordml/cex" xmlns:w16cid="http://schemas.microsoft.com/office/word/2016/wordml/cid" xmlns:w16="http://schemas.microsoft.com/office/word/2018/wordml" xmlns:w16du="http://schemas.microsoft.com/office/word/2023/wordml/word16du" xmlns:w16sdtdh="http://schemas.microsoft.com/office/word/2020/wordml/sdtdatahash" xmlns:w16sdtfl="http://schemas.microsoft.com/office/word/2024/wordml/sdtformatlock" xmlns:w16se="http://schemas.microsoft.com/office/word/2015/wordml/symex" xmlns:wpg="http://schemas.microsoft.com/office/word/2010/wordprocessingGroup" xmlns:wpi="http://schemas.microsoft.com/office/word/2010/wordprocessingInk" xmlns:wne="http://schemas.microsoft.com/office/word/2006/wordml" xmlns:wps="http://schemas.microsoft.com/office/word/2010/wordprocessingShape" mc:Ignorable="w14 w15 w16se w16cid w16 w16cex w16sdtdh w16sdtfl w16du wp14">
   <w:abstractNum w:abstractNumId="0" w15:restartNumberingAfterBreak="0">
     <w:nsid w:val="83A8C409"/>
     <w:multiLevelType w:val="hybridMultilevel"/>
@@ -3864,6 +3959,14 @@
     <w:abstractNumId w:val="8"/>
   </w:num>
 </w:numbering>
+</file>
+
+<file path=word/people.xml><?xml version="1.0" encoding="utf-8"?>
+<w15:people xmlns:wpc="http://schemas.microsoft.com/office/word/2010/wordprocessingCanvas" xmlns:cx="http://schemas.microsoft.com/office/drawing/2014/chartex" xmlns:cx1="http://schemas.microsoft.com/office/drawing/2015/9/8/chartex" xmlns:cx2="http://schemas.microsoft.com/office/drawing/2015/10/21/chartex" xmlns:cx3="http://schemas.microsoft.com/office/drawing/2016/5/9/chartex" xmlns:cx4="http://schemas.microsoft.com/office/drawing/2016/5/10/chartex" xmlns:cx5="http://schemas.microsoft.com/office/drawing/2016/5/11/chartex" xmlns:cx6="http://schemas.microsoft.com/office/drawing/2016/5/12/chartex" xmlns:cx7="http://schemas.microsoft.com/office/drawing/2016/5/13/chartex" xmlns:cx8="http://schemas.microsoft.com/office/drawing/2016/5/14/chartex" xmlns:mc="http://schemas.openxmlformats.org/markup-compatibility/2006" xmlns:aink="http://schemas.microsoft.com/office/drawing/2016/ink" xmlns:am3d="http://schemas.microsoft.com/office/drawing/2017/model3d" xmlns:o="urn:schemas-microsoft-com:office:office" xmlns:oel="http://schemas.microsoft.com/office/2019/extlst" xmlns:r="http://schemas.openxmlformats.org/officeDocument/2006/relationships" xmlns:m="http://schemas.openxmlformats.org/officeDocument/2006/math" xmlns:v="urn:schemas-microsoft-com:vml" xmlns:wp14="http://schemas.microsoft.com/office/word/2010/wordprocessingDrawing" xmlns:wp="http://schemas.openxmlformats.org/drawingml/2006/wordprocessingDrawing" xmlns:w10="urn:schemas-microsoft-com:office:word" xmlns:w="http://schemas.openxmlformats.org/wordprocessingml/2006/main" xmlns:w14="http://schemas.microsoft.com/office/word/2010/wordml" xmlns:w15="http://schemas.microsoft.com/office/word/2012/wordml" xmlns:w16cei="http://schemas.microsoft.com/office/word/2026/wordml/cei" xmlns:w16cex="http://schemas.microsoft.com/office/word/2018/wordml/cex" xmlns:w16cid="http://schemas.microsoft.com/office/word/2016/wordml/cid" xmlns:w16="http://schemas.microsoft.com/office/word/2018/wordml" xmlns:w16du="http://schemas.microsoft.com/office/word/2023/wordml/word16du" xmlns:w16sdtdh="http://schemas.microsoft.com/office/word/2020/wordml/sdtdatahash" xmlns:w16sdtfl="http://schemas.microsoft.com/office/word/2024/wordml/sdtformatlock" xmlns:w16se="http://schemas.microsoft.com/office/word/2015/wordml/symex" xmlns:wpg="http://schemas.microsoft.com/office/word/2010/wordprocessingGroup" xmlns:wpi="http://schemas.microsoft.com/office/word/2010/wordprocessingInk" xmlns:wne="http://schemas.microsoft.com/office/word/2006/wordml" xmlns:wps="http://schemas.microsoft.com/office/word/2010/wordprocessingShape" mc:Ignorable="w14 w15 w16se w16cid w16 w16cex w16sdtdh w16sdtfl w16du wp14">
+  <w15:person w15:author="Anna Seaman">
+    <w15:presenceInfo w15:providerId="AD" w15:userId="S::AnnaS@hkusa.com::713ab380-bdda-4997-81d0-fa539102c996"/>
+  </w15:person>
+</w15:people>
 </file>
 
 <file path=word/styles.xml><?xml version="1.0" encoding="utf-8"?>
@@ -4263,7 +4366,7 @@
       <w:spacing w:after="160" w:line="259" w:lineRule="auto"/>
     </w:pPr>
     <w:rPr>
-      <w:rFonts w:cs="Aptos"/>
+      <w:rFonts w:ascii="Aptos" w:hAnsi="Aptos" w:eastAsia="Aptos" w:cs="Aptos"/>
       <w:kern w:val="2"/>
       <w:sz w:val="22"/>
       <w:szCs w:val="22"/>
